--- a/docs/downloads/marco-leßmann/تم/doc_0472.docx
+++ b/docs/downloads/marco-leßmann/تم/doc_0472.docx
@@ -1,362 +1,1014 @@
 
 <file path=word/document.xml><?xml version="1.0" encoding="utf-8"?>
-<w:document xmlns:wpc="http://schemas.microsoft.com/office/word/2010/wordprocessingCanvas" xmlns:cx="http://schemas.microsoft.com/office/drawing/2014/chartex" xmlns:cx1="http://schemas.microsoft.com/office/drawing/2015/9/8/chartex" xmlns:cx2="http://schemas.microsoft.com/office/drawing/2015/10/21/chartex" xmlns:cx3="http://schemas.microsoft.com/office/drawing/2016/5/9/chartex" xmlns:cx4="http://schemas.microsoft.com/office/drawing/2016/5/10/chartex" xmlns:cx5="http://schemas.microsoft.com/office/drawing/2016/5/11/chartex" xmlns:cx6="http://schemas.microsoft.com/office/drawing/2016/5/12/chartex" xmlns:cx7="http://schemas.microsoft.com/office/drawing/2016/5/13/chartex" xmlns:cx8="http://schemas.microsoft.com/office/drawing/2016/5/14/chartex" xmlns:mc="http://schemas.openxmlformats.org/markup-compatibility/2006" xmlns:aink="http://schemas.microsoft.com/office/drawing/2016/ink" xmlns:am3d="http://schemas.microsoft.com/office/drawing/2017/model3d" xmlns:o="urn:schemas-microsoft-com:office:office" xmlns:oel="http://schemas.microsoft.com/office/2019/extlst" xmlns:r="http://schemas.openxmlformats.org/officeDocument/2006/relationships" xmlns:m="http://schemas.openxmlformats.org/officeDocument/2006/math" xmlns:v="urn:schemas-microsoft-com:vml" xmlns:wp14="http://schemas.microsoft.com/office/word/2010/wordprocessingDrawing" xmlns:wp="http://schemas.openxmlformats.org/drawingml/2006/wordprocessingDrawing" xmlns:w10="urn:schemas-microsoft-com:office:word" xmlns:w="http://schemas.openxmlformats.org/wordprocessingml/2006/main" xmlns:w14="http://schemas.microsoft.com/office/word/2010/wordml" xmlns:w15="http://schemas.microsoft.com/office/word/2012/wordml" xmlns:w16cex="http://schemas.microsoft.com/office/word/2018/wordml/cex" xmlns:w16cid="http://schemas.microsoft.com/office/word/2016/wordml/cid" xmlns:w16="http://schemas.microsoft.com/office/word/2018/wordml" xmlns:w16sdtdh="http://schemas.microsoft.com/office/word/2020/wordml/sdtdatahash" xmlns:w16se="http://schemas.microsoft.com/office/word/2015/wordml/symex" xmlns:wpg="http://schemas.microsoft.com/office/word/2010/wordprocessingGroup" xmlns:wpi="http://schemas.microsoft.com/office/word/2010/wordprocessingInk" xmlns:wne="http://schemas.microsoft.com/office/word/2006/wordml" xmlns:wps="http://schemas.microsoft.com/office/word/2010/wordprocessingShape" mc:Ignorable="w14 w15 w16se w16cid w16 w16cex w16sdtdh wp14">
+<w:document xmlns:wpc="http://schemas.microsoft.com/office/word/2010/wordprocessingCanvas" xmlns:cx="http://schemas.microsoft.com/office/drawing/2014/chartex" xmlns:cx1="http://schemas.microsoft.com/office/drawing/2015/9/8/chartex" xmlns:cx2="http://schemas.microsoft.com/office/drawing/2015/10/21/chartex" xmlns:cx3="http://schemas.microsoft.com/office/drawing/2016/5/9/chartex" xmlns:cx4="http://schemas.microsoft.com/office/drawing/2016/5/10/chartex" xmlns:cx5="http://schemas.microsoft.com/office/drawing/2016/5/11/chartex" xmlns:cx6="http://schemas.microsoft.com/office/drawing/2016/5/12/chartex" xmlns:cx7="http://schemas.microsoft.com/office/drawing/2016/5/13/chartex" xmlns:cx8="http://schemas.microsoft.com/office/drawing/2016/5/14/chartex" xmlns:mc="http://schemas.openxmlformats.org/markup-compatibility/2006" xmlns:aink="http://schemas.microsoft.com/office/drawing/2016/ink" xmlns:am3d="http://schemas.microsoft.com/office/drawing/2017/model3d" xmlns:o="urn:schemas-microsoft-com:office:office" xmlns:r="http://schemas.openxmlformats.org/officeDocument/2006/relationships" xmlns:m="http://schemas.openxmlformats.org/officeDocument/2006/math" xmlns:v="urn:schemas-microsoft-com:vml" xmlns:wp14="http://schemas.microsoft.com/office/word/2010/wordprocessingDrawing" xmlns:wp="http://schemas.openxmlformats.org/drawingml/2006/wordprocessingDrawing" xmlns:w10="urn:schemas-microsoft-com:office:word" xmlns:w="http://schemas.openxmlformats.org/wordprocessingml/2006/main" xmlns:w14="http://schemas.microsoft.com/office/word/2010/wordml" xmlns:w15="http://schemas.microsoft.com/office/word/2012/wordml" xmlns:w16cex="http://schemas.microsoft.com/office/word/2018/wordml/cex" xmlns:w16cid="http://schemas.microsoft.com/office/word/2016/wordml/cid" xmlns:w16="http://schemas.microsoft.com/office/word/2018/wordml" xmlns:w16sdtdh="http://schemas.microsoft.com/office/word/2020/wordml/sdtdatahash" xmlns:w16se="http://schemas.microsoft.com/office/word/2015/wordml/symex" xmlns:wpg="http://schemas.microsoft.com/office/word/2010/wordprocessingGroup" xmlns:wpi="http://schemas.microsoft.com/office/word/2010/wordprocessingInk" xmlns:wne="http://schemas.microsoft.com/office/word/2006/wordml" xmlns:wps="http://schemas.microsoft.com/office/word/2010/wordprocessingShape" mc:Ignorable="w14 w15 w16se w16cid w16 w16cex w16sdtdh wp14">
+  <w:background w:color="E2EFD9" w:themeColor="accent6" w:themeTint="33"/>
   <w:body>
     <w:p>
       <w:pPr>
-        <w:rPr>
-          <w:rtl/>
-        </w:rPr>
-      </w:pPr>
-      <w:hyperlink r:id="rId4" w:history="1">
+        <w:jc w:val="center"/>
+        <w:rPr>
+          <w:b/>
+          <w:bCs/>
+          <w:sz w:val="44"/>
+          <w:szCs w:val="44"/>
+          <w:rtl/>
+        </w:rPr>
+      </w:pPr>
+      <w:hyperlink r:id="rId5" w:anchor=":~:text=ein%20kurzer%20%C3%9Cberblick%3A%20Christen%20sollen,13%2C34-35%3B%2015%2C12.17%3B%20R%C3%B6m.%2012%2C10%3B%2013%2C8%3B" w:history="1">
         <w:r>
           <w:rPr>
             <w:rStyle w:val="Hyperlink"/>
             <w:rFonts w:hint="cs"/>
+            <w:b/>
+            <w:bCs/>
+            <w:sz w:val="44"/>
+            <w:szCs w:val="44"/>
             <w:rtl/>
           </w:rPr>
-          <w:t>ط</w:t>
-        </w:r>
-        <w:r>
-          <w:rPr>
-            <w:rStyle w:val="Hyperlink"/>
-            <w:rFonts w:hint="cs"/>
-            <w:rtl/>
-          </w:rPr>
-          <w:t>ر</w:t>
-        </w:r>
-        <w:r>
-          <w:rPr>
-            <w:rStyle w:val="Hyperlink"/>
-            <w:rFonts w:hint="cs"/>
-            <w:rtl/>
-          </w:rPr>
-          <w:t>يق ممهد (03) – تبعية واتكال</w:t>
+          <w:t>معًا</w:t>
         </w:r>
       </w:hyperlink>
     </w:p>
     <w:p>
       <w:pPr>
-        <w:rPr>
-          <w:rtl/>
-        </w:rPr>
-      </w:pPr>
-      <w:r>
+        <w:bidi w:val="0"/>
+        <w:rPr>
+          <w:sz w:val="36"/>
+          <w:szCs w:val="36"/>
+          <w:rtl/>
+        </w:rPr>
+      </w:pPr>
+      <w:r>
+        <w:rPr>
+          <w:sz w:val="36"/>
+          <w:szCs w:val="36"/>
+        </w:rPr>
         <w:t>Marco Leßmann</w:t>
       </w:r>
     </w:p>
     <w:p>
       <w:pPr>
         <w:rPr>
-          <w:rtl/>
-        </w:rPr>
-      </w:pPr>
-      <w:r>
-        <w:rPr>
           <w:rFonts w:hint="cs"/>
-          <w:rtl/>
-        </w:rPr>
-        <w:t>3. اتباع الله والاتكال عليه</w:t>
-      </w:r>
-    </w:p>
-    <w:p>
-      <w:pPr>
-        <w:rPr>
-          <w:rtl/>
-        </w:rPr>
-      </w:pPr>
+          <w:sz w:val="36"/>
+          <w:szCs w:val="36"/>
+          <w:rtl/>
+        </w:rPr>
+      </w:pPr>
+      <w:r>
+        <w:rPr>
+          <w:sz w:val="36"/>
+          <w:szCs w:val="36"/>
+          <w:rtl/>
+        </w:rPr>
+        <w:t>رومية 12</w:t>
+      </w:r>
       <w:r>
         <w:rPr>
           <w:rFonts w:hint="cs"/>
-          <w:rtl/>
-        </w:rPr>
-        <w:t xml:space="preserve">ثلاثة أيام كان على المجموعة المسافرة أن تنتظر عند نهر أهوا، قبل </w:t>
+          <w:sz w:val="36"/>
+          <w:szCs w:val="36"/>
+          <w:rtl/>
+        </w:rPr>
+        <w:t xml:space="preserve">: </w:t>
+      </w:r>
+      <w:r>
+        <w:rPr>
+          <w:sz w:val="36"/>
+          <w:szCs w:val="36"/>
+          <w:rtl/>
+        </w:rPr>
+        <w:t>5، أفسس 4: 25</w:t>
+      </w:r>
+    </w:p>
+    <w:p>
+      <w:pPr>
+        <w:rPr>
+          <w:sz w:val="36"/>
+          <w:szCs w:val="36"/>
+          <w:rtl/>
+        </w:rPr>
+      </w:pPr>
+      <w:r>
+        <w:rPr>
+          <w:sz w:val="36"/>
+          <w:szCs w:val="36"/>
+          <w:rtl/>
+        </w:rPr>
+        <w:t>إننا كمسيحيين لسنا مجاهدين كل واحد بانفراده. إننا ننتمي لهذه المنظمة الرائعة التي تسميها كلمة الله "جسد المسيح" وبح</w:t>
       </w:r>
       <w:r>
         <w:rPr>
           <w:rFonts w:hint="cs"/>
-          <w:rtl/>
-        </w:rPr>
-        <w:t>استمرارها ب</w:t>
+          <w:sz w:val="36"/>
+          <w:szCs w:val="36"/>
+          <w:rtl/>
+        </w:rPr>
+        <w:t>س</w:t>
+      </w:r>
+      <w:r>
+        <w:rPr>
+          <w:sz w:val="36"/>
+          <w:szCs w:val="36"/>
+          <w:rtl/>
+        </w:rPr>
+        <w:t>ب رومية 12: 5 وأفسس 4: 25 نحن أعضاء بعضنا لبعض. إن الكلمة اليونانية المستخدمة في هذين الموضعين "</w:t>
+      </w:r>
+      <w:r>
+        <w:rPr>
+          <w:sz w:val="36"/>
+          <w:szCs w:val="36"/>
+          <w:rtl/>
+        </w:rPr>
+        <w:t>بَعْضًا لِبَعْضٍ</w:t>
+      </w:r>
+      <w:r>
+        <w:rPr>
+          <w:sz w:val="36"/>
+          <w:szCs w:val="36"/>
+          <w:rtl/>
+        </w:rPr>
+        <w:t>" ترد في العهد الجديد حوالي 100 مرة. وفي أكثر من 40 من هذه المواضع نحن مطالبون بأن نبرهن في حياتنا العملية، بأننا لبعضنا البعض، وبأن نتصرف بطريقة حتى نتمكن بالعيش في تناغم بين بعضنا البعض. هنا لدينا لمحة مخ</w:t>
       </w:r>
       <w:r>
         <w:rPr>
           <w:rFonts w:hint="cs"/>
-          <w:rtl/>
-        </w:rPr>
-        <w:t>رحلتها إلى أورشليم. من بعد معالجة عدم توفر</w:t>
+          <w:sz w:val="36"/>
+          <w:szCs w:val="36"/>
+          <w:rtl/>
+        </w:rPr>
+        <w:t>ت</w:t>
+      </w:r>
+      <w:r>
+        <w:rPr>
+          <w:sz w:val="36"/>
+          <w:szCs w:val="36"/>
+          <w:rtl/>
+        </w:rPr>
+        <w:t>صرة:</w:t>
+      </w:r>
+    </w:p>
+    <w:p>
+      <w:pPr>
+        <w:rPr>
+          <w:sz w:val="36"/>
+          <w:szCs w:val="36"/>
+          <w:rtl/>
+        </w:rPr>
+      </w:pPr>
+    </w:p>
+    <w:p>
+      <w:pPr>
+        <w:rPr>
+          <w:sz w:val="36"/>
+          <w:szCs w:val="36"/>
+          <w:rtl/>
+        </w:rPr>
+      </w:pPr>
+    </w:p>
+    <w:p>
+      <w:pPr>
+        <w:rPr>
+          <w:sz w:val="36"/>
+          <w:szCs w:val="36"/>
+          <w:rtl/>
+        </w:rPr>
+      </w:pPr>
+    </w:p>
+    <w:p>
+      <w:pPr>
+        <w:rPr>
+          <w:sz w:val="36"/>
+          <w:szCs w:val="36"/>
+          <w:rtl/>
+        </w:rPr>
+      </w:pPr>
+    </w:p>
+    <w:p>
+      <w:pPr>
+        <w:rPr>
+          <w:sz w:val="36"/>
+          <w:szCs w:val="36"/>
+          <w:rtl/>
+        </w:rPr>
+      </w:pPr>
+    </w:p>
+    <w:p>
+      <w:pPr>
+        <w:rPr>
+          <w:sz w:val="36"/>
+          <w:szCs w:val="36"/>
+          <w:rtl/>
+        </w:rPr>
+      </w:pPr>
+      <w:r>
+        <w:rPr>
+          <w:sz w:val="36"/>
+          <w:szCs w:val="36"/>
+          <w:rtl/>
+        </w:rPr>
+        <w:lastRenderedPageBreak/>
+        <w:t>على المسيحيين</w:t>
       </w:r>
       <w:r>
         <w:rPr>
           <w:rFonts w:hint="cs"/>
-          <w:rtl/>
-        </w:rPr>
-        <w:t xml:space="preserve"> </w:t>
+          <w:sz w:val="36"/>
+          <w:szCs w:val="36"/>
+          <w:rtl/>
+        </w:rPr>
+        <w:t xml:space="preserve"> أن</w:t>
+      </w:r>
+      <w:r>
+        <w:rPr>
+          <w:sz w:val="36"/>
+          <w:szCs w:val="36"/>
+          <w:rtl/>
+        </w:rPr>
+        <w:t>...</w:t>
+      </w:r>
+    </w:p>
+    <w:p>
+      <w:pPr>
+        <w:pStyle w:val="ListParagraph"/>
+        <w:numPr>
+          <w:ilvl w:val="0"/>
+          <w:numId w:val="1"/>
+        </w:numPr>
+        <w:rPr>
+          <w:sz w:val="36"/>
+          <w:szCs w:val="36"/>
+        </w:rPr>
+      </w:pPr>
+      <w:r>
+        <w:rPr>
+          <w:sz w:val="36"/>
+          <w:szCs w:val="36"/>
+          <w:rtl/>
+        </w:rPr>
+        <w:t>تُحِبُّوا بَعْضُكُمْ بَعْضًا.</w:t>
+      </w:r>
+      <w:r>
+        <w:rPr>
+          <w:sz w:val="36"/>
+          <w:szCs w:val="36"/>
+          <w:rtl/>
+        </w:rPr>
+        <w:t xml:space="preserve"> (يوحنا 13: 34، 35؛ 15: 12، 17؛ رومية 12: 10؛ 13: 8؛ 1. تسالونيكي 3: 12؛ 4: 9؛ 2. تسالونيكي 1: 3؛ 1. بطرس 1: 22؛ 1. يوحنا 3: 11، 23؛ 4: 7، 11، 12؛ 2. يوحنا 5)</w:t>
+      </w:r>
+    </w:p>
+    <w:p>
+      <w:pPr>
+        <w:pStyle w:val="ListParagraph"/>
+        <w:numPr>
+          <w:ilvl w:val="0"/>
+          <w:numId w:val="1"/>
+        </w:numPr>
+        <w:rPr>
+          <w:sz w:val="36"/>
+          <w:szCs w:val="36"/>
+        </w:rPr>
+      </w:pPr>
+      <w:r>
+        <w:rPr>
+          <w:sz w:val="36"/>
+          <w:szCs w:val="36"/>
+          <w:rtl/>
+        </w:rPr>
+        <w:t>وَادِّينَ بَعْضُكُمْ بَعْضًا</w:t>
+      </w:r>
+      <w:r>
+        <w:rPr>
+          <w:sz w:val="36"/>
+          <w:szCs w:val="36"/>
+          <w:rtl/>
+        </w:rPr>
+        <w:t xml:space="preserve"> (رومية 15: 7)</w:t>
+      </w:r>
+    </w:p>
+    <w:p>
+      <w:pPr>
+        <w:pStyle w:val="ListParagraph"/>
+        <w:numPr>
+          <w:ilvl w:val="0"/>
+          <w:numId w:val="1"/>
+        </w:numPr>
+        <w:rPr>
+          <w:sz w:val="36"/>
+          <w:szCs w:val="36"/>
+        </w:rPr>
+      </w:pPr>
+      <w:r>
+        <w:rPr>
+          <w:sz w:val="36"/>
+          <w:szCs w:val="36"/>
+          <w:rtl/>
+        </w:rPr>
+        <w:t>يُنْذِرَ بَعْضُكُمْ بَعْضًا</w:t>
+      </w:r>
+      <w:r>
+        <w:rPr>
+          <w:sz w:val="36"/>
+          <w:szCs w:val="36"/>
+          <w:rtl/>
+        </w:rPr>
+        <w:t xml:space="preserve"> (رومية 15: 14)</w:t>
+      </w:r>
+    </w:p>
+    <w:p>
+      <w:pPr>
+        <w:pStyle w:val="ListParagraph"/>
+        <w:numPr>
+          <w:ilvl w:val="0"/>
+          <w:numId w:val="1"/>
+        </w:numPr>
+        <w:rPr>
+          <w:sz w:val="36"/>
+          <w:szCs w:val="36"/>
+        </w:rPr>
+      </w:pPr>
+      <w:r>
+        <w:rPr>
+          <w:sz w:val="36"/>
+          <w:szCs w:val="36"/>
+          <w:rtl/>
+        </w:rPr>
+        <w:t>سَلِّمُوا بَعْضُكُمْ عَلَى بَعْضٍ</w:t>
+      </w:r>
+      <w:r>
+        <w:rPr>
+          <w:sz w:val="36"/>
+          <w:szCs w:val="36"/>
+          <w:rtl/>
+        </w:rPr>
+        <w:t xml:space="preserve"> (رومية 16: 16؛ 1. كورنثوس 16: 20؛ 2. كورنثوس 13: 12؛ 1. بطرس 5: 14)</w:t>
+      </w:r>
+    </w:p>
+    <w:p>
+      <w:pPr>
+        <w:pStyle w:val="ListParagraph"/>
+        <w:numPr>
+          <w:ilvl w:val="0"/>
+          <w:numId w:val="1"/>
+        </w:numPr>
+        <w:rPr>
+          <w:sz w:val="36"/>
+          <w:szCs w:val="36"/>
+        </w:rPr>
+      </w:pPr>
+      <w:r>
+        <w:rPr>
+          <w:sz w:val="36"/>
+          <w:szCs w:val="36"/>
+          <w:rtl/>
+        </w:rPr>
+        <w:t>مُحْتَمِلِينَ بَعْضُكُمْ بَعْضًا</w:t>
+      </w:r>
+      <w:r>
+        <w:rPr>
+          <w:sz w:val="36"/>
+          <w:szCs w:val="36"/>
+          <w:rtl/>
+        </w:rPr>
+        <w:t xml:space="preserve"> (أفسس 4: 2؛ كولوسي 3: 16)</w:t>
+      </w:r>
+    </w:p>
+    <w:p>
+      <w:pPr>
+        <w:pStyle w:val="ListParagraph"/>
+        <w:numPr>
+          <w:ilvl w:val="0"/>
+          <w:numId w:val="1"/>
+        </w:numPr>
+        <w:rPr>
+          <w:sz w:val="36"/>
+          <w:szCs w:val="36"/>
+        </w:rPr>
+      </w:pPr>
+      <w:r>
+        <w:rPr>
+          <w:sz w:val="36"/>
+          <w:szCs w:val="36"/>
+          <w:rtl/>
+        </w:rPr>
+        <w:t>خَاضِعِينَ بَعْضُكُمْ لِبَعْضٍ</w:t>
+      </w:r>
+      <w:r>
+        <w:rPr>
+          <w:sz w:val="36"/>
+          <w:szCs w:val="36"/>
+          <w:rtl/>
+        </w:rPr>
+        <w:t xml:space="preserve"> (أفسس 5: 21)</w:t>
+      </w:r>
+    </w:p>
+    <w:p>
+      <w:pPr>
+        <w:pStyle w:val="ListParagraph"/>
+        <w:numPr>
+          <w:ilvl w:val="0"/>
+          <w:numId w:val="1"/>
+        </w:numPr>
+        <w:rPr>
+          <w:sz w:val="36"/>
+          <w:szCs w:val="36"/>
+        </w:rPr>
+      </w:pPr>
+      <w:r>
+        <w:rPr>
+          <w:sz w:val="36"/>
+          <w:szCs w:val="36"/>
+          <w:rtl/>
+        </w:rPr>
+        <w:t>عَزُّوا بَعْضُكُمْ بَعْضًا</w:t>
+      </w:r>
+      <w:r>
+        <w:rPr>
+          <w:sz w:val="36"/>
+          <w:szCs w:val="36"/>
+          <w:rtl/>
+        </w:rPr>
+        <w:t xml:space="preserve"> (1. تسالونيكي 4: 18؛ 5: 11)</w:t>
+      </w:r>
+    </w:p>
+    <w:p>
+      <w:pPr>
+        <w:pStyle w:val="ListParagraph"/>
+        <w:numPr>
+          <w:ilvl w:val="0"/>
+          <w:numId w:val="1"/>
+        </w:numPr>
+        <w:rPr>
+          <w:sz w:val="36"/>
+          <w:szCs w:val="36"/>
+        </w:rPr>
+      </w:pPr>
+      <w:r>
+        <w:rPr>
+          <w:sz w:val="36"/>
+          <w:szCs w:val="36"/>
+          <w:rtl/>
+        </w:rPr>
+        <w:t>اِعْتَرِفُوا بَعْضُكُمْ لِبَعْضٍ بِالزَّلاَتِ</w:t>
+      </w:r>
+      <w:r>
+        <w:rPr>
+          <w:sz w:val="36"/>
+          <w:szCs w:val="36"/>
+          <w:rtl/>
+        </w:rPr>
+        <w:t xml:space="preserve"> (يعقوب 5: 16)</w:t>
+      </w:r>
+    </w:p>
+    <w:p>
+      <w:pPr>
+        <w:pStyle w:val="ListParagraph"/>
+        <w:numPr>
+          <w:ilvl w:val="0"/>
+          <w:numId w:val="1"/>
+        </w:numPr>
+        <w:rPr>
+          <w:sz w:val="36"/>
+          <w:szCs w:val="36"/>
+        </w:rPr>
+      </w:pPr>
+      <w:r>
+        <w:rPr>
+          <w:sz w:val="36"/>
+          <w:szCs w:val="36"/>
+          <w:rtl/>
+        </w:rPr>
+        <w:t>وَصَلُّوا بَعْضُكُمْ لأَجْلِ بَعْضٍ</w:t>
+      </w:r>
+      <w:r>
+        <w:rPr>
+          <w:sz w:val="36"/>
+          <w:szCs w:val="36"/>
+          <w:rtl/>
+        </w:rPr>
+        <w:t xml:space="preserve"> (يعقوب 5: 16)</w:t>
+      </w:r>
+    </w:p>
+    <w:p>
+      <w:pPr>
+        <w:pStyle w:val="ListParagraph"/>
+        <w:numPr>
+          <w:ilvl w:val="0"/>
+          <w:numId w:val="1"/>
+        </w:numPr>
+        <w:rPr>
+          <w:sz w:val="36"/>
+          <w:szCs w:val="36"/>
+        </w:rPr>
+      </w:pPr>
+      <w:r>
+        <w:rPr>
+          <w:sz w:val="36"/>
+          <w:szCs w:val="36"/>
+          <w:rtl/>
+        </w:rPr>
+        <w:t>اِحْمِلُوا بَعْضُكُمْ أَثْقَالَ بَعْضٍ،</w:t>
+      </w:r>
+      <w:r>
+        <w:rPr>
+          <w:sz w:val="36"/>
+          <w:szCs w:val="36"/>
+          <w:rtl/>
+        </w:rPr>
+        <w:t xml:space="preserve"> (غلاطية 6: 2)</w:t>
+      </w:r>
+    </w:p>
+    <w:p>
+      <w:pPr>
+        <w:pStyle w:val="ListParagraph"/>
+        <w:numPr>
+          <w:ilvl w:val="0"/>
+          <w:numId w:val="1"/>
+        </w:numPr>
+        <w:rPr>
+          <w:sz w:val="36"/>
+          <w:szCs w:val="36"/>
+        </w:rPr>
+      </w:pPr>
+      <w:r>
+        <w:rPr>
+          <w:sz w:val="36"/>
+          <w:szCs w:val="36"/>
+          <w:rtl/>
+        </w:rPr>
+        <w:t xml:space="preserve">حَاسِبِينَ بَعْضُكُمُ الْبَعْضَ أَفْضَلَ مِنْ أَنْفُسِهِمْ. </w:t>
       </w:r>
       <w:r>
         <w:rPr>
           <w:rFonts w:hint="cs"/>
-          <w:rtl/>
-        </w:rPr>
-        <w:t xml:space="preserve">اللاويين، كان لا يزال </w:t>
+          <w:sz w:val="36"/>
+          <w:szCs w:val="36"/>
+          <w:rtl/>
+        </w:rPr>
+        <w:t>(فيلبي 2: 3)</w:t>
+      </w:r>
+    </w:p>
+    <w:p>
+      <w:pPr>
+        <w:pStyle w:val="ListParagraph"/>
+        <w:numPr>
+          <w:ilvl w:val="0"/>
+          <w:numId w:val="1"/>
+        </w:numPr>
+        <w:rPr>
+          <w:sz w:val="36"/>
+          <w:szCs w:val="36"/>
+        </w:rPr>
+      </w:pPr>
+      <w:r>
+        <w:rPr>
+          <w:sz w:val="36"/>
+          <w:szCs w:val="36"/>
+          <w:rtl/>
+        </w:rPr>
+        <w:t>انْتَظِرُوا بَعْضُكُمْ بَعْضًا</w:t>
       </w:r>
       <w:r>
         <w:rPr>
           <w:rFonts w:hint="cs"/>
-          <w:rtl/>
-        </w:rPr>
-        <w:t xml:space="preserve">هنالك </w:t>
+          <w:sz w:val="36"/>
+          <w:szCs w:val="36"/>
+          <w:rtl/>
+        </w:rPr>
+        <w:t xml:space="preserve"> (1. كورنثوس 11: 33)</w:t>
+      </w:r>
+    </w:p>
+    <w:p>
+      <w:pPr>
+        <w:pStyle w:val="ListParagraph"/>
+        <w:numPr>
+          <w:ilvl w:val="0"/>
+          <w:numId w:val="1"/>
+        </w:numPr>
+        <w:rPr>
+          <w:sz w:val="36"/>
+          <w:szCs w:val="36"/>
+        </w:rPr>
+      </w:pPr>
+      <w:r>
+        <w:rPr>
+          <w:sz w:val="36"/>
+          <w:szCs w:val="36"/>
+          <w:rtl/>
+        </w:rPr>
+        <w:t>وَلْنُلاَحِظْ بَعْضُنَا بَعْضًا</w:t>
       </w:r>
       <w:r>
         <w:rPr>
           <w:rFonts w:hint="cs"/>
-          <w:rtl/>
-        </w:rPr>
-        <w:t>شرطان يجب تتميمهما</w:t>
+          <w:sz w:val="36"/>
+          <w:szCs w:val="36"/>
+          <w:rtl/>
+        </w:rPr>
+        <w:t xml:space="preserve"> (عبرانيين 10: 24)</w:t>
+      </w:r>
+    </w:p>
+    <w:p>
+      <w:pPr>
+        <w:pStyle w:val="ListParagraph"/>
+        <w:numPr>
+          <w:ilvl w:val="0"/>
+          <w:numId w:val="1"/>
+        </w:numPr>
+        <w:rPr>
+          <w:sz w:val="36"/>
+          <w:szCs w:val="36"/>
+        </w:rPr>
+      </w:pPr>
+      <w:r>
+        <w:rPr>
+          <w:sz w:val="36"/>
+          <w:szCs w:val="36"/>
+          <w:rtl/>
+        </w:rPr>
+        <w:lastRenderedPageBreak/>
+        <w:t>خَاضِعِينَ بَعْضُكُمْ لِبَعْضٍ، وَتَسَرْبَلُوا بِالتَّوَاضُعِ</w:t>
       </w:r>
       <w:r>
         <w:rPr>
           <w:rFonts w:hint="cs"/>
-          <w:rtl/>
-        </w:rPr>
-        <w:t xml:space="preserve"> ليختموا الطريق: تواضع وصلاة. عزرا شعر بأنه لن </w:t>
+          <w:sz w:val="36"/>
+          <w:szCs w:val="36"/>
+          <w:rtl/>
+        </w:rPr>
+        <w:t xml:space="preserve"> (1. بطرس 5: 5)</w:t>
+      </w:r>
+    </w:p>
+    <w:p>
+      <w:pPr>
+        <w:pStyle w:val="ListParagraph"/>
+        <w:numPr>
+          <w:ilvl w:val="0"/>
+          <w:numId w:val="1"/>
+        </w:numPr>
+        <w:rPr>
+          <w:sz w:val="36"/>
+          <w:szCs w:val="36"/>
+        </w:rPr>
+      </w:pPr>
+      <w:r>
+        <w:rPr>
+          <w:sz w:val="36"/>
+          <w:szCs w:val="36"/>
+          <w:rtl/>
+        </w:rPr>
+        <w:t>لِلْبُنْيَانِ بَعْضُنَا لِبَعْضٍ</w:t>
       </w:r>
       <w:r>
         <w:rPr>
           <w:rFonts w:hint="cs"/>
-          <w:rtl/>
-        </w:rPr>
-        <w:t>يكون على توافق مع حالهم</w:t>
+          <w:sz w:val="36"/>
+          <w:szCs w:val="36"/>
+          <w:rtl/>
+        </w:rPr>
+        <w:t xml:space="preserve"> (رومية 14: 19)</w:t>
+      </w:r>
+    </w:p>
+    <w:p>
+      <w:pPr>
+        <w:pStyle w:val="ListParagraph"/>
+        <w:numPr>
+          <w:ilvl w:val="0"/>
+          <w:numId w:val="1"/>
+        </w:numPr>
+        <w:rPr>
+          <w:sz w:val="36"/>
+          <w:szCs w:val="36"/>
+        </w:rPr>
+      </w:pPr>
+      <w:r>
+        <w:rPr>
+          <w:sz w:val="36"/>
+          <w:szCs w:val="36"/>
+          <w:rtl/>
+        </w:rPr>
+        <w:t>مُهْتَمِّينَ بَعْضُكُمْ لِبَعْضٍ اهْتِمَامًا وَاحِدًا،</w:t>
       </w:r>
       <w:r>
         <w:rPr>
           <w:rFonts w:hint="cs"/>
-          <w:rtl/>
-        </w:rPr>
-        <w:t xml:space="preserve"> إن اسرعوا واستعجلوا إلى أورشليم. فقد أوقف السفر لثلاث أيام. ثلاثة أيام ليعترف بأن 1500 إنسان بالمقارنة مع الكثيرين، 100،000الذين </w:t>
+          <w:sz w:val="36"/>
+          <w:szCs w:val="36"/>
+          <w:rtl/>
+        </w:rPr>
+        <w:t xml:space="preserve"> (رومية 12: 16؛ 15: 5)</w:t>
+      </w:r>
+    </w:p>
+    <w:p>
+      <w:pPr>
+        <w:pStyle w:val="ListParagraph"/>
+        <w:numPr>
+          <w:ilvl w:val="0"/>
+          <w:numId w:val="1"/>
+        </w:numPr>
+        <w:rPr>
+          <w:sz w:val="36"/>
+          <w:szCs w:val="36"/>
+        </w:rPr>
+      </w:pPr>
+      <w:r>
+        <w:rPr>
+          <w:sz w:val="36"/>
+          <w:szCs w:val="36"/>
+          <w:rtl/>
+        </w:rPr>
+        <w:t>وَكُونُوا لُطَفَاءَ بَعْضُكُمْ نَحْوَ بَعْضٍ،</w:t>
       </w:r>
       <w:r>
         <w:rPr>
           <w:rFonts w:hint="cs"/>
-          <w:rtl/>
-        </w:rPr>
-        <w:t>بقوا</w:t>
+          <w:sz w:val="36"/>
+          <w:szCs w:val="36"/>
+          <w:rtl/>
+        </w:rPr>
+        <w:t xml:space="preserve"> (أفسس 4: 32)</w:t>
+      </w:r>
+    </w:p>
+    <w:p>
+      <w:pPr>
+        <w:pStyle w:val="ListParagraph"/>
+        <w:numPr>
+          <w:ilvl w:val="0"/>
+          <w:numId w:val="1"/>
+        </w:numPr>
+        <w:rPr>
+          <w:sz w:val="36"/>
+          <w:szCs w:val="36"/>
+        </w:rPr>
+      </w:pPr>
+      <w:r>
+        <w:rPr>
+          <w:sz w:val="36"/>
+          <w:szCs w:val="36"/>
+          <w:rtl/>
+        </w:rPr>
+        <w:t>اتَّبِعُوا الْخَيْرَ بَعْضُكُمْ لِبَعْضٍ</w:t>
       </w:r>
       <w:r>
         <w:rPr>
           <w:rFonts w:hint="cs"/>
-          <w:rtl/>
-        </w:rPr>
-        <w:t xml:space="preserve"> </w:t>
+          <w:sz w:val="36"/>
+          <w:szCs w:val="36"/>
+          <w:rtl/>
+        </w:rPr>
+        <w:t xml:space="preserve"> (1. تسالونيكي 5: 15)</w:t>
+      </w:r>
+    </w:p>
+    <w:p>
+      <w:pPr>
+        <w:pStyle w:val="ListParagraph"/>
+        <w:numPr>
+          <w:ilvl w:val="0"/>
+          <w:numId w:val="1"/>
+        </w:numPr>
+        <w:rPr>
+          <w:sz w:val="36"/>
+          <w:szCs w:val="36"/>
+        </w:rPr>
+      </w:pPr>
+      <w:r>
+        <w:rPr>
+          <w:sz w:val="36"/>
+          <w:szCs w:val="36"/>
+          <w:rtl/>
+        </w:rPr>
+        <w:t>كُونُوا مُضِيفِينَ بَعْضُكُمْ بَعْضًا</w:t>
       </w:r>
       <w:r>
         <w:rPr>
           <w:rFonts w:hint="cs"/>
-          <w:rtl/>
-        </w:rPr>
-        <w:t>عك</w:t>
+          <w:sz w:val="36"/>
+          <w:szCs w:val="36"/>
+          <w:rtl/>
+        </w:rPr>
+        <w:t xml:space="preserve"> (1. بطرس 4: 9)</w:t>
+      </w:r>
+    </w:p>
+    <w:p>
+      <w:pPr>
+        <w:pStyle w:val="ListParagraph"/>
+        <w:numPr>
+          <w:ilvl w:val="0"/>
+          <w:numId w:val="1"/>
+        </w:numPr>
+        <w:rPr>
+          <w:sz w:val="36"/>
+          <w:szCs w:val="36"/>
+        </w:rPr>
+      </w:pPr>
+      <w:r>
+        <w:rPr>
+          <w:sz w:val="36"/>
+          <w:szCs w:val="36"/>
+          <w:rtl/>
+        </w:rPr>
+        <w:t>سَالِمُوا بَعْضُكُمْ بَعْضًا</w:t>
       </w:r>
       <w:r>
         <w:rPr>
           <w:rFonts w:hint="cs"/>
-          <w:rtl/>
-        </w:rPr>
-        <w:t>َ</w:t>
+          <w:sz w:val="36"/>
+          <w:szCs w:val="36"/>
+          <w:rtl/>
+        </w:rPr>
+        <w:t xml:space="preserve"> (مرقس 9: 50)</w:t>
+      </w:r>
+    </w:p>
+    <w:p>
+      <w:pPr>
+        <w:pStyle w:val="ListParagraph"/>
+        <w:numPr>
+          <w:ilvl w:val="0"/>
+          <w:numId w:val="1"/>
+        </w:numPr>
+        <w:rPr>
+          <w:sz w:val="36"/>
+          <w:szCs w:val="36"/>
+        </w:rPr>
+      </w:pPr>
+      <w:r>
+        <w:rPr>
+          <w:sz w:val="36"/>
+          <w:szCs w:val="36"/>
+          <w:rtl/>
+        </w:rPr>
+        <w:t>تَهْتَمُّ الأَعْضَاءُ اهْتِمَامًا وَاحِدًا بَعْضُهَا لِبَعْضٍ</w:t>
       </w:r>
       <w:r>
         <w:rPr>
           <w:rFonts w:hint="cs"/>
-          <w:rtl/>
-        </w:rPr>
-        <w:t>س</w:t>
+          <w:sz w:val="36"/>
+          <w:szCs w:val="36"/>
+          <w:rtl/>
+        </w:rPr>
+        <w:t xml:space="preserve"> (1. كورنثوس 12: 25)</w:t>
+      </w:r>
+    </w:p>
+    <w:p>
+      <w:pPr>
+        <w:pStyle w:val="ListParagraph"/>
+        <w:numPr>
+          <w:ilvl w:val="0"/>
+          <w:numId w:val="1"/>
+        </w:numPr>
+        <w:rPr>
+          <w:sz w:val="36"/>
+          <w:szCs w:val="36"/>
+        </w:rPr>
+      </w:pPr>
+      <w:r>
+        <w:rPr>
+          <w:sz w:val="36"/>
+          <w:szCs w:val="36"/>
+          <w:rtl/>
+        </w:rPr>
+        <w:t>يَغْسِلَ بَعْضُكُمْ أَرْجُلَ بَعْضٍ</w:t>
       </w:r>
       <w:r>
         <w:rPr>
           <w:rFonts w:hint="cs"/>
-          <w:rtl/>
-        </w:rPr>
-        <w:t>َ</w:t>
-      </w:r>
-      <w:r>
-        <w:rPr>
-          <w:rFonts w:hint="cs"/>
-          <w:rtl/>
-        </w:rPr>
-        <w:t xml:space="preserve"> </w:t>
-      </w:r>
-      <w:r>
-        <w:rPr>
-          <w:rFonts w:hint="cs"/>
-          <w:rtl/>
-        </w:rPr>
-        <w:t>صورة لحالة</w:t>
-      </w:r>
-      <w:r>
-        <w:rPr>
-          <w:rFonts w:hint="cs"/>
-          <w:rtl/>
-        </w:rPr>
-        <w:t xml:space="preserve"> في غاية من الضعف. ثلاثة أيام لكي يُصرّح أمام الله، بأن الجسد ليس له استخدام في خدمة الرب. ثلاثة أيام لتوضيح الدافع الشخصي في محضر الرب. هل الجميع اقتيدوا عن اهتمام </w:t>
-      </w:r>
-      <w:r>
-        <w:rPr>
-          <w:rFonts w:hint="cs"/>
-          <w:rtl/>
-        </w:rPr>
-        <w:t>ب</w:t>
-      </w:r>
-      <w:r>
-        <w:rPr>
-          <w:rFonts w:hint="cs"/>
-          <w:rtl/>
-        </w:rPr>
-        <w:t>بيت الله؟</w:t>
-      </w:r>
-    </w:p>
-    <w:p>
-      <w:pPr>
-        <w:rPr>
-          <w:rtl/>
-        </w:rPr>
-      </w:pPr>
-      <w:r>
-        <w:rPr>
-          <w:rFonts w:hint="cs"/>
-          <w:rtl/>
-        </w:rPr>
-        <w:t>كما والصلاة لا يجوز تركها أبدًا في خدمتنا للرب. ف</w:t>
-      </w:r>
-      <w:r>
-        <w:rPr>
-          <w:rFonts w:hint="cs"/>
-          <w:rtl/>
-        </w:rPr>
-        <w:t xml:space="preserve">حتى </w:t>
-      </w:r>
-      <w:r>
-        <w:rPr>
-          <w:rFonts w:hint="cs"/>
-          <w:rtl/>
-        </w:rPr>
-        <w:t>هو عليه أن يسبقنا دائمًا في الخدمة (قارن أعمال الرسل 6: 4). يا له من مثال لنا في ذلك في ربنا الحبيب. ويليا</w:t>
-      </w:r>
-      <w:r>
-        <w:rPr>
-          <w:rFonts w:hint="cs"/>
-          <w:rtl/>
-        </w:rPr>
-        <w:t>م</w:t>
-      </w:r>
-      <w:r>
-        <w:rPr>
-          <w:rFonts w:hint="cs"/>
-          <w:rtl/>
-        </w:rPr>
-        <w:t xml:space="preserve"> كيلي يكتب عن هذا الأمر: "إن كان هو الله بذاته، الرب</w:t>
-      </w:r>
-      <w:r>
-        <w:rPr>
-          <w:rFonts w:hint="cs"/>
-          <w:rtl/>
-        </w:rPr>
-        <w:t xml:space="preserve"> الذي</w:t>
-      </w:r>
-      <w:r>
-        <w:rPr>
-          <w:rFonts w:hint="cs"/>
-          <w:rtl/>
-        </w:rPr>
-        <w:t xml:space="preserve"> قد توارى ليكون مع الله قبل يوم عمله، أفنستغرب</w:t>
-      </w:r>
-      <w:r>
-        <w:rPr>
-          <w:rFonts w:hint="cs"/>
-          <w:rtl/>
-        </w:rPr>
-        <w:t xml:space="preserve"> بأننا نفشل كثيرًا في خدمتنا الظاهرة، التي نفشل فيها أكثر في هذه الشركة الحميمة مع أبينا؟ </w:t>
-      </w:r>
-      <w:r>
-        <w:rPr>
-          <w:rFonts w:hint="cs"/>
-          <w:rtl/>
-        </w:rPr>
-        <w:t>اطمئنوا</w:t>
-      </w:r>
-      <w:r>
-        <w:rPr>
-          <w:rFonts w:hint="cs"/>
-          <w:rtl/>
-        </w:rPr>
-        <w:t xml:space="preserve">، هناك فقط نجد سر القوة المقدسة </w:t>
-      </w:r>
-      <w:r>
-        <w:rPr>
-          <w:rFonts w:hint="cs"/>
-          <w:rtl/>
-        </w:rPr>
-        <w:t>والدوام</w:t>
-      </w:r>
-      <w:r>
-        <w:rPr>
-          <w:rFonts w:hint="cs"/>
-          <w:rtl/>
-        </w:rPr>
-        <w:t xml:space="preserve"> في الخدمة."</w:t>
-      </w:r>
-    </w:p>
-    <w:p>
-      <w:r>
-        <w:rPr>
-          <w:rFonts w:hint="cs"/>
-          <w:rtl/>
-        </w:rPr>
-        <w:t xml:space="preserve">غير أن الصلاة ليست هي فقط التعبير عن التبعية وإنما أيضًا عن الثقة. عزرا لم يكن يريد استجابة من الملك بأن يؤمّن له رحلته، فلقد أراد أن يضع كل اتكاله على الله. </w:t>
-      </w:r>
-      <w:r>
-        <w:rPr>
-          <w:rFonts w:hint="cs"/>
-          <w:rtl/>
-        </w:rPr>
-        <w:t>ربما هو كان يعرف قول المزمور: "</w:t>
-      </w:r>
-      <w:r>
-        <w:rPr>
-          <w:rtl/>
-        </w:rPr>
-        <w:t>الاحْتِمَاءُ بِالرَّبِّ خَيْرٌ مِنَ التَّوَكُّلِ عَلَى الرُّؤَسَاءِ.</w:t>
-      </w:r>
-      <w:r>
-        <w:rPr>
-          <w:rFonts w:hint="cs"/>
-          <w:rtl/>
-        </w:rPr>
-        <w:t>" (مزمور 118: 8، 9؛ مزمور 146: 3، 5). الخطر كان حقيقيًا، ولكن قدرة الله كانت كذلك (عزرا 8: 31). والله يجازي مثل هذا الاتكال. هو يريد بأن نطلب منه، ولكنه</w:t>
-      </w:r>
-      <w:r>
-        <w:rPr>
-          <w:rFonts w:hint="cs"/>
-          <w:rtl/>
-        </w:rPr>
-        <w:t xml:space="preserve"> هو</w:t>
-      </w:r>
-      <w:r>
-        <w:rPr>
-          <w:rFonts w:hint="cs"/>
-          <w:rtl/>
-        </w:rPr>
-        <w:t xml:space="preserve"> أيضًا يستجيب (عزرا 8: 23).</w:t>
+          <w:sz w:val="36"/>
+          <w:szCs w:val="36"/>
+          <w:rtl/>
+        </w:rPr>
+        <w:t xml:space="preserve"> (يوحنا 13: 14).</w:t>
       </w:r>
     </w:p>
     <w:sectPr>
-      <w:pgSz w:w="11906" w:h="16838"/>
-      <w:pgMar w:top="1440" w:right="1440" w:bottom="1440" w:left="1440" w:header="708" w:footer="708" w:gutter="0"/>
+      <w:pgSz w:w="8391" w:h="11906" w:code="11"/>
+      <w:pgMar w:top="720" w:right="720" w:bottom="720" w:left="720" w:header="708" w:footer="708" w:gutter="0"/>
       <w:cols w:space="708"/>
       <w:bidi/>
       <w:rtlGutter/>
-      <w:docGrid w:linePitch="360"/>
+      <w:docGrid w:linePitch="381"/>
     </w:sectPr>
   </w:body>
 </w:document>
+</file>
+
+<file path=word/numbering.xml><?xml version="1.0" encoding="utf-8"?>
+<w:numbering xmlns:wpc="http://schemas.microsoft.com/office/word/2010/wordprocessingCanvas" xmlns:cx="http://schemas.microsoft.com/office/drawing/2014/chartex" xmlns:cx1="http://schemas.microsoft.com/office/drawing/2015/9/8/chartex" xmlns:cx2="http://schemas.microsoft.com/office/drawing/2015/10/21/chartex" xmlns:cx3="http://schemas.microsoft.com/office/drawing/2016/5/9/chartex" xmlns:cx4="http://schemas.microsoft.com/office/drawing/2016/5/10/chartex" xmlns:cx5="http://schemas.microsoft.com/office/drawing/2016/5/11/chartex" xmlns:cx6="http://schemas.microsoft.com/office/drawing/2016/5/12/chartex" xmlns:cx7="http://schemas.microsoft.com/office/drawing/2016/5/13/chartex" xmlns:cx8="http://schemas.microsoft.com/office/drawing/2016/5/14/chartex" xmlns:mc="http://schemas.openxmlformats.org/markup-compatibility/2006" xmlns:aink="http://schemas.microsoft.com/office/drawing/2016/ink" xmlns:am3d="http://schemas.microsoft.com/office/drawing/2017/model3d" xmlns:o="urn:schemas-microsoft-com:office:office" xmlns:r="http://schemas.openxmlformats.org/officeDocument/2006/relationships" xmlns:m="http://schemas.openxmlformats.org/officeDocument/2006/math" xmlns:v="urn:schemas-microsoft-com:vml" xmlns:wp14="http://schemas.microsoft.com/office/word/2010/wordprocessingDrawing" xmlns:wp="http://schemas.openxmlformats.org/drawingml/2006/wordprocessingDrawing" xmlns:w10="urn:schemas-microsoft-com:office:word" xmlns:w="http://schemas.openxmlformats.org/wordprocessingml/2006/main" xmlns:w14="http://schemas.microsoft.com/office/word/2010/wordml" xmlns:w15="http://schemas.microsoft.com/office/word/2012/wordml" xmlns:w16cex="http://schemas.microsoft.com/office/word/2018/wordml/cex" xmlns:w16cid="http://schemas.microsoft.com/office/word/2016/wordml/cid" xmlns:w16="http://schemas.microsoft.com/office/word/2018/wordml" xmlns:w16sdtdh="http://schemas.microsoft.com/office/word/2020/wordml/sdtdatahash" xmlns:w16se="http://schemas.microsoft.com/office/word/2015/wordml/symex" xmlns:wpg="http://schemas.microsoft.com/office/word/2010/wordprocessingGroup" xmlns:wpi="http://schemas.microsoft.com/office/word/2010/wordprocessingInk" xmlns:wne="http://schemas.microsoft.com/office/word/2006/wordml" xmlns:wps="http://schemas.microsoft.com/office/word/2010/wordprocessingShape" mc:Ignorable="w14 w15 w16se w16cid w16 w16cex w16sdtdh wp14">
+  <w:abstractNum w:abstractNumId="0" w15:restartNumberingAfterBreak="0">
+    <w:nsid w:val="65390A92"/>
+    <w:multiLevelType w:val="hybridMultilevel"/>
+    <w:tmpl w:val="0936BC62"/>
+    <w:lvl w:ilvl="0" w:tplc="1E6C9B5E">
+      <w:numFmt w:val="bullet"/>
+      <w:lvlText w:val=""/>
+      <w:lvlJc w:val="left"/>
+      <w:pPr>
+        <w:ind w:left="720" w:hanging="360"/>
+      </w:pPr>
+      <w:rPr>
+        <w:rFonts w:ascii="Symbol" w:eastAsiaTheme="minorHAnsi" w:hAnsi="Symbol" w:cs="Sakkal Majalla" w:hint="default"/>
+      </w:rPr>
+    </w:lvl>
+    <w:lvl w:ilvl="1" w:tplc="04090003" w:tentative="1">
+      <w:start w:val="1"/>
+      <w:numFmt w:val="bullet"/>
+      <w:lvlText w:val="o"/>
+      <w:lvlJc w:val="left"/>
+      <w:pPr>
+        <w:ind w:left="1440" w:hanging="360"/>
+      </w:pPr>
+      <w:rPr>
+        <w:rFonts w:ascii="Courier New" w:hAnsi="Courier New" w:cs="Courier New" w:hint="default"/>
+      </w:rPr>
+    </w:lvl>
+    <w:lvl w:ilvl="2" w:tplc="04090005" w:tentative="1">
+      <w:start w:val="1"/>
+      <w:numFmt w:val="bullet"/>
+      <w:lvlText w:val=""/>
+      <w:lvlJc w:val="left"/>
+      <w:pPr>
+        <w:ind w:left="2160" w:hanging="360"/>
+      </w:pPr>
+      <w:rPr>
+        <w:rFonts w:ascii="Wingdings" w:hAnsi="Wingdings" w:hint="default"/>
+      </w:rPr>
+    </w:lvl>
+    <w:lvl w:ilvl="3" w:tplc="04090001" w:tentative="1">
+      <w:start w:val="1"/>
+      <w:numFmt w:val="bullet"/>
+      <w:lvlText w:val=""/>
+      <w:lvlJc w:val="left"/>
+      <w:pPr>
+        <w:ind w:left="2880" w:hanging="360"/>
+      </w:pPr>
+      <w:rPr>
+        <w:rFonts w:ascii="Symbol" w:hAnsi="Symbol" w:hint="default"/>
+      </w:rPr>
+    </w:lvl>
+    <w:lvl w:ilvl="4" w:tplc="04090003" w:tentative="1">
+      <w:start w:val="1"/>
+      <w:numFmt w:val="bullet"/>
+      <w:lvlText w:val="o"/>
+      <w:lvlJc w:val="left"/>
+      <w:pPr>
+        <w:ind w:left="3600" w:hanging="360"/>
+      </w:pPr>
+      <w:rPr>
+        <w:rFonts w:ascii="Courier New" w:hAnsi="Courier New" w:cs="Courier New" w:hint="default"/>
+      </w:rPr>
+    </w:lvl>
+    <w:lvl w:ilvl="5" w:tplc="04090005" w:tentative="1">
+      <w:start w:val="1"/>
+      <w:numFmt w:val="bullet"/>
+      <w:lvlText w:val=""/>
+      <w:lvlJc w:val="left"/>
+      <w:pPr>
+        <w:ind w:left="4320" w:hanging="360"/>
+      </w:pPr>
+      <w:rPr>
+        <w:rFonts w:ascii="Wingdings" w:hAnsi="Wingdings" w:hint="default"/>
+      </w:rPr>
+    </w:lvl>
+    <w:lvl w:ilvl="6" w:tplc="04090001" w:tentative="1">
+      <w:start w:val="1"/>
+      <w:numFmt w:val="bullet"/>
+      <w:lvlText w:val=""/>
+      <w:lvlJc w:val="left"/>
+      <w:pPr>
+        <w:ind w:left="5040" w:hanging="360"/>
+      </w:pPr>
+      <w:rPr>
+        <w:rFonts w:ascii="Symbol" w:hAnsi="Symbol" w:hint="default"/>
+      </w:rPr>
+    </w:lvl>
+    <w:lvl w:ilvl="7" w:tplc="04090003" w:tentative="1">
+      <w:start w:val="1"/>
+      <w:numFmt w:val="bullet"/>
+      <w:lvlText w:val="o"/>
+      <w:lvlJc w:val="left"/>
+      <w:pPr>
+        <w:ind w:left="5760" w:hanging="360"/>
+      </w:pPr>
+      <w:rPr>
+        <w:rFonts w:ascii="Courier New" w:hAnsi="Courier New" w:cs="Courier New" w:hint="default"/>
+      </w:rPr>
+    </w:lvl>
+    <w:lvl w:ilvl="8" w:tplc="04090005" w:tentative="1">
+      <w:start w:val="1"/>
+      <w:numFmt w:val="bullet"/>
+      <w:lvlText w:val=""/>
+      <w:lvlJc w:val="left"/>
+      <w:pPr>
+        <w:ind w:left="6480" w:hanging="360"/>
+      </w:pPr>
+      <w:rPr>
+        <w:rFonts w:ascii="Wingdings" w:hAnsi="Wingdings" w:hint="default"/>
+      </w:rPr>
+    </w:lvl>
+  </w:abstractNum>
+  <w:num w:numId="1">
+    <w:abstractNumId w:val="0"/>
+  </w:num>
+</w:numbering>
 </file>
 
 <file path=word/styles.xml><?xml version="1.0" encoding="utf-8"?>
@@ -760,6 +1412,7 @@
     <w:name w:val="Normal"/>
     <w:qFormat/>
     <w:rPr>
+      <w:noProof/>
       <w:lang w:bidi="ar-EG"/>
     </w:rPr>
   </w:style>
@@ -790,12 +1443,23 @@
     <w:semiHidden/>
     <w:unhideWhenUsed/>
   </w:style>
+  <w:style w:type="paragraph" w:styleId="ListParagraph">
+    <w:name w:val="List Paragraph"/>
+    <w:basedOn w:val="Normal"/>
+    <w:uiPriority w:val="34"/>
+    <w:qFormat/>
+    <w:rsid w:val="0032363B"/>
+    <w:pPr>
+      <w:ind w:left="720"/>
+      <w:contextualSpacing/>
+    </w:pPr>
+  </w:style>
   <w:style w:type="character" w:styleId="Hyperlink">
     <w:name w:val="Hyperlink"/>
     <w:basedOn w:val="DefaultParagraphFont"/>
     <w:uiPriority w:val="99"/>
     <w:unhideWhenUsed/>
-    <w:rsid w:val="00A76105"/>
+    <w:rsid w:val="00970D38"/>
     <w:rPr>
       <w:color w:val="0563C1" w:themeColor="hyperlink"/>
       <w:u w:val="single"/>
@@ -807,7 +1471,7 @@
     <w:uiPriority w:val="99"/>
     <w:semiHidden/>
     <w:unhideWhenUsed/>
-    <w:rsid w:val="00A76105"/>
+    <w:rsid w:val="00970D38"/>
     <w:rPr>
       <w:color w:val="605E5C"/>
       <w:shd w:val="clear" w:color="auto" w:fill="E1DFDD"/>

--- a/docs/downloads/marco-leßmann/تم/doc_0472.docx
+++ b/docs/downloads/marco-leßmann/تم/doc_0472.docx
@@ -1,47 +1,36 @@
 
 <file path=word/document.xml><?xml version="1.0" encoding="utf-8"?>
-<w:document xmlns:wpc="http://schemas.microsoft.com/office/word/2010/wordprocessingCanvas" xmlns:cx="http://schemas.microsoft.com/office/drawing/2014/chartex" xmlns:cx1="http://schemas.microsoft.com/office/drawing/2015/9/8/chartex" xmlns:cx2="http://schemas.microsoft.com/office/drawing/2015/10/21/chartex" xmlns:cx3="http://schemas.microsoft.com/office/drawing/2016/5/9/chartex" xmlns:cx4="http://schemas.microsoft.com/office/drawing/2016/5/10/chartex" xmlns:cx5="http://schemas.microsoft.com/office/drawing/2016/5/11/chartex" xmlns:cx6="http://schemas.microsoft.com/office/drawing/2016/5/12/chartex" xmlns:cx7="http://schemas.microsoft.com/office/drawing/2016/5/13/chartex" xmlns:cx8="http://schemas.microsoft.com/office/drawing/2016/5/14/chartex" xmlns:mc="http://schemas.openxmlformats.org/markup-compatibility/2006" xmlns:aink="http://schemas.microsoft.com/office/drawing/2016/ink" xmlns:am3d="http://schemas.microsoft.com/office/drawing/2017/model3d" xmlns:o="urn:schemas-microsoft-com:office:office" xmlns:oel="http://schemas.microsoft.com/office/2019/extlst" xmlns:r="http://schemas.openxmlformats.org/officeDocument/2006/relationships" xmlns:m="http://schemas.openxmlformats.org/officeDocument/2006/math" xmlns:v="urn:schemas-microsoft-com:vml" xmlns:wp14="http://schemas.microsoft.com/office/word/2010/wordprocessingDrawing" xmlns:wp="http://schemas.openxmlformats.org/drawingml/2006/wordprocessingDrawing" xmlns:w10="urn:schemas-microsoft-com:office:word" xmlns:w="http://schemas.openxmlformats.org/wordprocessingml/2006/main" xmlns:w14="http://schemas.microsoft.com/office/word/2010/wordml" xmlns:w15="http://schemas.microsoft.com/office/word/2012/wordml" xmlns:w16cex="http://schemas.microsoft.com/office/word/2018/wordml/cex" xmlns:w16cid="http://schemas.microsoft.com/office/word/2016/wordml/cid" xmlns:w16="http://schemas.microsoft.com/office/word/2018/wordml" xmlns:w16sdtdh="http://schemas.microsoft.com/office/word/2020/wordml/sdtdatahash" xmlns:w16se="http://schemas.microsoft.com/office/word/2015/wordml/symex" xmlns:wpg="http://schemas.microsoft.com/office/word/2010/wordprocessingGroup" xmlns:wpi="http://schemas.microsoft.com/office/word/2010/wordprocessingInk" xmlns:wne="http://schemas.microsoft.com/office/word/2006/wordml" xmlns:wps="http://schemas.microsoft.com/office/word/2010/wordprocessingShape" mc:Ignorable="w14 w15 w16se w16cid w16 w16cex w16sdtdh wp14">
+<w:document xmlns:wpc="http://schemas.microsoft.com/office/word/2010/wordprocessingCanvas" xmlns:cx="http://schemas.microsoft.com/office/drawing/2014/chartex" xmlns:cx1="http://schemas.microsoft.com/office/drawing/2015/9/8/chartex" xmlns:cx2="http://schemas.microsoft.com/office/drawing/2015/10/21/chartex" xmlns:cx3="http://schemas.microsoft.com/office/drawing/2016/5/9/chartex" xmlns:cx4="http://schemas.microsoft.com/office/drawing/2016/5/10/chartex" xmlns:cx5="http://schemas.microsoft.com/office/drawing/2016/5/11/chartex" xmlns:cx6="http://schemas.microsoft.com/office/drawing/2016/5/12/chartex" xmlns:cx7="http://schemas.microsoft.com/office/drawing/2016/5/13/chartex" xmlns:cx8="http://schemas.microsoft.com/office/drawing/2016/5/14/chartex" xmlns:mc="http://schemas.openxmlformats.org/markup-compatibility/2006" xmlns:aink="http://schemas.microsoft.com/office/drawing/2016/ink" xmlns:am3d="http://schemas.microsoft.com/office/drawing/2017/model3d" xmlns:o="urn:schemas-microsoft-com:office:office" xmlns:oel="http://schemas.microsoft.com/office/2019/extlst" xmlns:r="http://schemas.openxmlformats.org/officeDocument/2006/relationships" xmlns:m="http://schemas.openxmlformats.org/officeDocument/2006/math" xmlns:v="urn:schemas-microsoft-com:vml" xmlns:wp14="http://schemas.microsoft.com/office/word/2010/wordprocessingDrawing" xmlns:wp="http://schemas.openxmlformats.org/drawingml/2006/wordprocessingDrawing" xmlns:w10="urn:schemas-microsoft-com:office:word" xmlns:w="http://schemas.openxmlformats.org/wordprocessingml/2006/main" xmlns:w14="http://schemas.microsoft.com/office/word/2010/wordml" xmlns:w15="http://schemas.microsoft.com/office/word/2012/wordml" xmlns:w16cex="http://schemas.microsoft.com/office/word/2018/wordml/cex" xmlns:w16cid="http://schemas.microsoft.com/office/word/2016/wordml/cid" xmlns:w16="http://schemas.microsoft.com/office/word/2018/wordml" xmlns:w16du="http://schemas.microsoft.com/office/word/2023/wordml/word16du" xmlns:w16sdtdh="http://schemas.microsoft.com/office/word/2020/wordml/sdtdatahash" xmlns:w16sdtfl="http://schemas.microsoft.com/office/word/2024/wordml/sdtformatlock" xmlns:w16se="http://schemas.microsoft.com/office/word/2015/wordml/symex" xmlns:wpg="http://schemas.microsoft.com/office/word/2010/wordprocessingGroup" xmlns:wpi="http://schemas.microsoft.com/office/word/2010/wordprocessingInk" xmlns:wne="http://schemas.microsoft.com/office/word/2006/wordml" xmlns:wps="http://schemas.microsoft.com/office/word/2010/wordprocessingShape" mc:Ignorable="w14 w15 w16se w16cid w16 w16cex w16sdtdh w16sdtfl w16du wp14">
   <w:body>
     <w:p>
       <w:pPr>
         <w:rPr>
           <w:rtl/>
+          <w:lang w:bidi="ar-LB"/>
         </w:rPr>
       </w:pPr>
       <w:hyperlink r:id="rId4" w:history="1">
         <w:r>
           <w:rPr>
             <w:rStyle w:val="Hyperlink"/>
-            <w:rFonts w:hint="cs"/>
             <w:rtl/>
+            <w:lang w:bidi="ar-LB"/>
           </w:rPr>
-          <w:t>ط</w:t>
-        </w:r>
-        <w:r>
-          <w:rPr>
-            <w:rStyle w:val="Hyperlink"/>
-            <w:rFonts w:hint="cs"/>
-            <w:rtl/>
-          </w:rPr>
-          <w:t>ر</w:t>
-        </w:r>
-        <w:r>
-          <w:rPr>
-            <w:rStyle w:val="Hyperlink"/>
-            <w:rFonts w:hint="cs"/>
-            <w:rtl/>
-          </w:rPr>
-          <w:t>يق ممهد (03) – تبعية واتكال</w:t>
+          <w:t>حياة من دون المسيح</w:t>
         </w:r>
       </w:hyperlink>
     </w:p>
     <w:p>
       <w:pPr>
-        <w:rPr>
-          <w:rtl/>
+        <w:bidi w:val="0"/>
+        <w:rPr>
+          <w:lang w:bidi="ar-LB"/>
         </w:rPr>
       </w:pPr>
       <w:r>
+        <w:rPr>
+          <w:lang w:bidi="ar-LB"/>
+        </w:rPr>
         <w:t>Marco Leßmann</w:t>
       </w:r>
     </w:p>
@@ -49,310 +38,645 @@
       <w:pPr>
         <w:rPr>
           <w:rtl/>
+          <w:lang w:bidi="ar-LB"/>
         </w:rPr>
       </w:pPr>
       <w:r>
         <w:rPr>
-          <w:rFonts w:hint="cs"/>
-          <w:rtl/>
-        </w:rPr>
-        <w:t>3. اتباع الله والاتكال عليه</w:t>
+          <w:rtl/>
+          <w:lang w:bidi="ar-LB"/>
+        </w:rPr>
+        <w:t xml:space="preserve">إن بحثنا </w:t>
+      </w:r>
+      <w:r>
+        <w:rPr>
+          <w:rFonts w:hint="cs"/>
+          <w:rtl/>
+          <w:lang w:bidi="ar-LB"/>
+        </w:rPr>
+        <w:t>في</w:t>
+      </w:r>
+      <w:r>
+        <w:rPr>
+          <w:rFonts w:hint="cs"/>
+          <w:rtl/>
+          <w:lang w:bidi="ar-LB"/>
+        </w:rPr>
+        <w:t xml:space="preserve"> صفحات سفر الجامعة عبثًا </w:t>
+      </w:r>
+      <w:r>
+        <w:rPr>
+          <w:rFonts w:hint="cs"/>
+          <w:rtl/>
+          <w:lang w:bidi="ar-LB"/>
+        </w:rPr>
+        <w:t>ما سنجد م</w:t>
+      </w:r>
+      <w:r>
+        <w:rPr>
+          <w:rFonts w:hint="cs"/>
+          <w:rtl/>
+          <w:lang w:bidi="ar-LB"/>
+        </w:rPr>
+        <w:t>ن علامات تدل على المسيح. صموئيل ردويت يكتب عن ذلك:</w:t>
       </w:r>
     </w:p>
     <w:p>
       <w:pPr>
         <w:rPr>
           <w:rtl/>
+          <w:lang w:bidi="ar-LB"/>
         </w:rPr>
       </w:pPr>
       <w:r>
         <w:rPr>
           <w:rFonts w:hint="cs"/>
           <w:rtl/>
-        </w:rPr>
-        <w:t xml:space="preserve">ثلاثة أيام كان على المجموعة المسافرة أن تنتظر عند نهر أهوا، قبل </w:t>
-      </w:r>
-      <w:r>
-        <w:rPr>
-          <w:rFonts w:hint="cs"/>
-          <w:rtl/>
-        </w:rPr>
-        <w:t>استمرارها ب</w:t>
-      </w:r>
-      <w:r>
-        <w:rPr>
-          <w:rFonts w:hint="cs"/>
-          <w:rtl/>
-        </w:rPr>
-        <w:t>رحلتها إلى أورشليم. من بعد معالجة عدم توفر</w:t>
-      </w:r>
-      <w:r>
-        <w:rPr>
-          <w:rFonts w:hint="cs"/>
-          <w:rtl/>
-        </w:rPr>
-        <w:t xml:space="preserve"> </w:t>
-      </w:r>
-      <w:r>
-        <w:rPr>
-          <w:rFonts w:hint="cs"/>
-          <w:rtl/>
-        </w:rPr>
-        <w:t xml:space="preserve">اللاويين، كان لا يزال </w:t>
-      </w:r>
-      <w:r>
-        <w:rPr>
-          <w:rFonts w:hint="cs"/>
-          <w:rtl/>
-        </w:rPr>
-        <w:t xml:space="preserve">هنالك </w:t>
-      </w:r>
-      <w:r>
-        <w:rPr>
-          <w:rFonts w:hint="cs"/>
-          <w:rtl/>
-        </w:rPr>
-        <w:t>شرطان يجب تتميمهما</w:t>
-      </w:r>
-      <w:r>
-        <w:rPr>
-          <w:rFonts w:hint="cs"/>
-          <w:rtl/>
-        </w:rPr>
-        <w:t xml:space="preserve"> ليختموا الطريق: تواضع وصلاة. عزرا شعر بأنه لن </w:t>
-      </w:r>
-      <w:r>
-        <w:rPr>
-          <w:rFonts w:hint="cs"/>
-          <w:rtl/>
-        </w:rPr>
-        <w:t>يكون على توافق مع حالهم</w:t>
-      </w:r>
-      <w:r>
-        <w:rPr>
-          <w:rFonts w:hint="cs"/>
-          <w:rtl/>
-        </w:rPr>
-        <w:t xml:space="preserve"> إن اسرعوا واستعجلوا إلى أورشليم. فقد أوقف السفر لثلاث أيام. ثلاثة أيام ليعترف بأن 1500 إنسان بالمقارنة مع الكثيرين، 100،000الذين </w:t>
-      </w:r>
-      <w:r>
-        <w:rPr>
-          <w:rFonts w:hint="cs"/>
-          <w:rtl/>
-        </w:rPr>
-        <w:t>بقوا</w:t>
-      </w:r>
-      <w:r>
-        <w:rPr>
-          <w:rFonts w:hint="cs"/>
-          <w:rtl/>
-        </w:rPr>
-        <w:t xml:space="preserve"> </w:t>
-      </w:r>
-      <w:r>
-        <w:rPr>
-          <w:rFonts w:hint="cs"/>
-          <w:rtl/>
-        </w:rPr>
-        <w:t>عك</w:t>
-      </w:r>
-      <w:r>
-        <w:rPr>
-          <w:rFonts w:hint="cs"/>
-          <w:rtl/>
-        </w:rPr>
-        <w:t>َ</w:t>
-      </w:r>
-      <w:r>
-        <w:rPr>
-          <w:rFonts w:hint="cs"/>
-          <w:rtl/>
-        </w:rPr>
-        <w:t>س</w:t>
-      </w:r>
-      <w:r>
-        <w:rPr>
-          <w:rFonts w:hint="cs"/>
-          <w:rtl/>
-        </w:rPr>
-        <w:t>َ</w:t>
-      </w:r>
-      <w:r>
-        <w:rPr>
-          <w:rFonts w:hint="cs"/>
-          <w:rtl/>
-        </w:rPr>
-        <w:t xml:space="preserve"> </w:t>
-      </w:r>
-      <w:r>
-        <w:rPr>
-          <w:rFonts w:hint="cs"/>
-          <w:rtl/>
-        </w:rPr>
-        <w:t>صورة لحالة</w:t>
-      </w:r>
-      <w:r>
-        <w:rPr>
-          <w:rFonts w:hint="cs"/>
-          <w:rtl/>
-        </w:rPr>
-        <w:t xml:space="preserve"> في غاية من الضعف. ثلاثة أيام لكي يُصرّح أمام الله، بأن الجسد ليس له استخدام في خدمة الرب. ثلاثة أيام لتوضيح الدافع الشخصي في محضر الرب. هل الجميع اقتيدوا عن اهتمام </w:t>
-      </w:r>
-      <w:r>
-        <w:rPr>
-          <w:rFonts w:hint="cs"/>
-          <w:rtl/>
-        </w:rPr>
-        <w:t>ب</w:t>
-      </w:r>
-      <w:r>
-        <w:rPr>
-          <w:rFonts w:hint="cs"/>
-          <w:rtl/>
-        </w:rPr>
-        <w:t>بيت الله؟</w:t>
+          <w:lang w:bidi="ar-LB"/>
+        </w:rPr>
+        <w:t xml:space="preserve">"من بين كل أسفار الكتاب ربما سفر الجامعة هو أكثرها الذي يضع المسيح خارج أقواسه، ومع ذلك فإن غيابه بالذات هو ما يجعلنا نشعر به، بحيث أنه يقودنا إليه عن طريق انعكاسه ويُهيّئنا بأن نستقبل موضوع سفر نشيد الأنشاد بفرح جديد، حيث أن الملك ماثل أمامنا في جماله </w:t>
+      </w:r>
+      <w:r>
+        <w:rPr>
+          <w:rFonts w:hint="cs"/>
+          <w:rtl/>
+          <w:lang w:bidi="ar-LB"/>
+        </w:rPr>
+        <w:t>وقد انسكب الناردين عليه وال</w:t>
+      </w:r>
+      <w:r>
+        <w:rPr>
+          <w:rtl/>
+          <w:lang w:bidi="ar-LB"/>
+        </w:rPr>
+        <w:t xml:space="preserve">طِيبٍ </w:t>
+      </w:r>
+      <w:r>
+        <w:rPr>
+          <w:rFonts w:hint="cs"/>
+          <w:rtl/>
+          <w:lang w:bidi="ar-LB"/>
+        </w:rPr>
+        <w:t>ال</w:t>
+      </w:r>
+      <w:r>
+        <w:rPr>
+          <w:rtl/>
+          <w:lang w:bidi="ar-LB"/>
+        </w:rPr>
+        <w:t>كَثِيرِ الثَّمَنِ</w:t>
+      </w:r>
+      <w:r>
+        <w:rPr>
+          <w:rFonts w:hint="cs"/>
+          <w:rtl/>
+          <w:lang w:bidi="ar-LB"/>
+        </w:rPr>
+        <w:t xml:space="preserve"> بغنى"</w:t>
       </w:r>
     </w:p>
     <w:p>
       <w:pPr>
         <w:rPr>
           <w:rtl/>
+          <w:lang w:bidi="ar-LB"/>
         </w:rPr>
       </w:pPr>
       <w:r>
         <w:rPr>
           <w:rFonts w:hint="cs"/>
           <w:rtl/>
-        </w:rPr>
-        <w:t>كما والصلاة لا يجوز تركها أبدًا في خدمتنا للرب. ف</w:t>
-      </w:r>
-      <w:r>
-        <w:rPr>
-          <w:rFonts w:hint="cs"/>
-          <w:rtl/>
-        </w:rPr>
-        <w:t xml:space="preserve">حتى </w:t>
-      </w:r>
-      <w:r>
-        <w:rPr>
-          <w:rFonts w:hint="cs"/>
-          <w:rtl/>
-        </w:rPr>
-        <w:t>هو عليه أن يسبقنا دائمًا في الخدمة (قارن أعمال الرسل 6: 4). يا له من مثال لنا في ذلك في ربنا الحبيب. ويليا</w:t>
-      </w:r>
-      <w:r>
-        <w:rPr>
-          <w:rFonts w:hint="cs"/>
-          <w:rtl/>
-        </w:rPr>
-        <w:t>م</w:t>
-      </w:r>
-      <w:r>
-        <w:rPr>
-          <w:rFonts w:hint="cs"/>
-          <w:rtl/>
-        </w:rPr>
-        <w:t xml:space="preserve"> كيلي يكتب عن هذا الأمر: "إن كان هو الله بذاته، الرب</w:t>
-      </w:r>
-      <w:r>
-        <w:rPr>
-          <w:rFonts w:hint="cs"/>
-          <w:rtl/>
-        </w:rPr>
-        <w:t xml:space="preserve"> الذي</w:t>
-      </w:r>
-      <w:r>
-        <w:rPr>
-          <w:rFonts w:hint="cs"/>
-          <w:rtl/>
-        </w:rPr>
-        <w:t xml:space="preserve"> قد توارى ليكون مع الله قبل يوم عمله، أفنستغرب</w:t>
-      </w:r>
-      <w:r>
-        <w:rPr>
-          <w:rFonts w:hint="cs"/>
-          <w:rtl/>
-        </w:rPr>
-        <w:t xml:space="preserve"> بأننا نفشل كثيرًا في خدمتنا الظاهرة، التي نفشل فيها أكثر في هذه الشركة الحميمة مع أبينا؟ </w:t>
-      </w:r>
-      <w:r>
-        <w:rPr>
-          <w:rFonts w:hint="cs"/>
-          <w:rtl/>
-        </w:rPr>
-        <w:t>اطمئنوا</w:t>
-      </w:r>
-      <w:r>
-        <w:rPr>
-          <w:rFonts w:hint="cs"/>
-          <w:rtl/>
-        </w:rPr>
-        <w:t xml:space="preserve">، هناك فقط نجد سر القوة المقدسة </w:t>
-      </w:r>
-      <w:r>
-        <w:rPr>
-          <w:rFonts w:hint="cs"/>
-          <w:rtl/>
-        </w:rPr>
-        <w:t>والدوام</w:t>
-      </w:r>
-      <w:r>
-        <w:rPr>
-          <w:rFonts w:hint="cs"/>
-          <w:rtl/>
-        </w:rPr>
-        <w:t xml:space="preserve"> في الخدمة."</w:t>
+          <w:lang w:bidi="ar-LB"/>
+        </w:rPr>
+        <w:t xml:space="preserve">فالسفر في حد ذاته صورة حزينة لحياة من دون المسيح. ملذات، تشتت، ويُسر العيش موجود، وأيضًا التعب والكدّ، ولكن من دون المسيح </w:t>
+      </w:r>
+      <w:r>
+        <w:rPr>
+          <w:rtl/>
+          <w:lang w:bidi="ar-LB"/>
+        </w:rPr>
+        <w:t>–</w:t>
+      </w:r>
+      <w:r>
+        <w:rPr>
+          <w:rFonts w:hint="cs"/>
+          <w:rtl/>
+          <w:lang w:bidi="ar-LB"/>
+        </w:rPr>
+        <w:t xml:space="preserve"> لأجل ماذا؟ الكل باطل وقبض الريح.</w:t>
       </w:r>
     </w:p>
     <w:p>
-      <w:r>
-        <w:rPr>
-          <w:rFonts w:hint="cs"/>
-          <w:rtl/>
-        </w:rPr>
-        <w:t xml:space="preserve">غير أن الصلاة ليست هي فقط التعبير عن التبعية وإنما أيضًا عن الثقة. عزرا لم يكن يريد استجابة من الملك بأن يؤمّن له رحلته، فلقد أراد أن يضع كل اتكاله على الله. </w:t>
-      </w:r>
-      <w:r>
-        <w:rPr>
-          <w:rFonts w:hint="cs"/>
-          <w:rtl/>
-        </w:rPr>
-        <w:t>ربما هو كان يعرف قول المزمور: "</w:t>
-      </w:r>
-      <w:r>
-        <w:rPr>
-          <w:rtl/>
-        </w:rPr>
-        <w:t>الاحْتِمَاءُ بِالرَّبِّ خَيْرٌ مِنَ التَّوَكُّلِ عَلَى الرُّؤَسَاءِ.</w:t>
-      </w:r>
-      <w:r>
-        <w:rPr>
-          <w:rFonts w:hint="cs"/>
-          <w:rtl/>
-        </w:rPr>
-        <w:t>" (مزمور 118: 8، 9؛ مزمور 146: 3، 5). الخطر كان حقيقيًا، ولكن قدرة الله كانت كذلك (عزرا 8: 31). والله يجازي مثل هذا الاتكال. هو يريد بأن نطلب منه، ولكنه</w:t>
-      </w:r>
-      <w:r>
-        <w:rPr>
-          <w:rFonts w:hint="cs"/>
-          <w:rtl/>
-        </w:rPr>
-        <w:t xml:space="preserve"> هو</w:t>
-      </w:r>
-      <w:r>
-        <w:rPr>
-          <w:rFonts w:hint="cs"/>
-          <w:rtl/>
-        </w:rPr>
-        <w:t xml:space="preserve"> أيضًا يستجيب (عزرا 8: 23).</w:t>
+      <w:pPr>
+        <w:rPr>
+          <w:rtl/>
+          <w:lang w:bidi="ar-LB"/>
+        </w:rPr>
+      </w:pPr>
+      <w:r>
+        <w:rPr>
+          <w:rFonts w:hint="cs"/>
+          <w:rtl/>
+          <w:lang w:bidi="ar-LB"/>
+        </w:rPr>
+        <w:t xml:space="preserve">صحيح أن هنالك رجل بين ربوات قد وجده الجامعة (جامعة 7: 28)، لكن الإنسان الجاهل يرفضه لهلاكه. إن الجامعة يقارن هذا الرجل بـ"شاب فقير، حكيم" (جامعة 4: 13 </w:t>
+      </w:r>
+      <w:r>
+        <w:rPr>
+          <w:rtl/>
+          <w:lang w:bidi="ar-LB"/>
+        </w:rPr>
+        <w:t>–</w:t>
+      </w:r>
+      <w:r>
+        <w:rPr>
+          <w:rFonts w:hint="cs"/>
+          <w:rtl/>
+          <w:lang w:bidi="ar-LB"/>
+        </w:rPr>
+        <w:t xml:space="preserve"> 16) ومرة بـ"رجل مسكين، وحكيم" (جامعة 9: 13 </w:t>
+      </w:r>
+      <w:r>
+        <w:rPr>
+          <w:rtl/>
+          <w:lang w:bidi="ar-LB"/>
+        </w:rPr>
+        <w:t>–</w:t>
+      </w:r>
+      <w:r>
+        <w:rPr>
+          <w:rFonts w:hint="cs"/>
+          <w:rtl/>
+          <w:lang w:bidi="ar-LB"/>
+        </w:rPr>
+        <w:t xml:space="preserve"> 16). ونحن نرى في ذلك وإن في صورة باهتة، صور</w:t>
+      </w:r>
+      <w:r>
+        <w:rPr>
+          <w:rFonts w:hint="cs"/>
+          <w:rtl/>
+          <w:lang w:bidi="ar-LB"/>
+        </w:rPr>
+        <w:t>تان</w:t>
+      </w:r>
+      <w:r>
+        <w:rPr>
+          <w:rFonts w:hint="cs"/>
+          <w:rtl/>
+          <w:lang w:bidi="ar-LB"/>
+        </w:rPr>
+        <w:t xml:space="preserve"> عن المسيح.</w:t>
+      </w:r>
+    </w:p>
+    <w:p>
+      <w:pPr>
+        <w:rPr>
+          <w:rtl/>
+          <w:lang w:bidi="ar-LB"/>
+        </w:rPr>
+      </w:pPr>
+      <w:r>
+        <w:rPr>
+          <w:rFonts w:hint="cs"/>
+          <w:rtl/>
+          <w:lang w:bidi="ar-LB"/>
+        </w:rPr>
+        <w:t>إن الشاب الفقير في جامعة 4 وُلد في ظروف بائسة ووُضع في السجن. وكل هذا يحدث كما هو مكتوب: "</w:t>
+      </w:r>
+      <w:r>
+        <w:rPr>
+          <w:rFonts w:hint="cs"/>
+          <w:rtl/>
+          <w:lang w:bidi="ar-LB"/>
+        </w:rPr>
+        <w:t xml:space="preserve">في مُلكه". </w:t>
+      </w:r>
+      <w:r>
+        <w:rPr>
+          <w:rtl/>
+          <w:lang w:bidi="ar-LB"/>
+        </w:rPr>
+        <w:t>–</w:t>
+      </w:r>
+      <w:r>
+        <w:rPr>
+          <w:rFonts w:hint="cs"/>
+          <w:rtl/>
+          <w:lang w:bidi="ar-LB"/>
+        </w:rPr>
+        <w:t xml:space="preserve"> ومع الرب يسوع فقد أتتنا حكمة الله في أبأس الظروف (1. كورنثوس 1: 30؛ 2, كورنثوس 8: 9). وفي مُلكه، في إسرائيل، أُمسك مسيّا إسرائيل كلصّ (مرقس 14: 48) وحُكم عليه بالموت. من بعد ذلك جاء الشاب الفقير وتولى المُلك بدل </w:t>
+      </w:r>
+      <w:r>
+        <w:rPr>
+          <w:rtl/>
+          <w:lang w:bidi="ar-LB"/>
+        </w:rPr>
+        <w:t>مَلِكٍ شَيْخٍ جَاهِل</w:t>
+      </w:r>
+      <w:r>
+        <w:rPr>
+          <w:rFonts w:hint="cs"/>
+          <w:rtl/>
+          <w:lang w:bidi="ar-LB"/>
+        </w:rPr>
+        <w:t>. ولكن على الرغم من أنه سيقف أمام "</w:t>
+      </w:r>
+      <w:r>
+        <w:rPr>
+          <w:rtl/>
+          <w:lang w:bidi="ar-LB"/>
+        </w:rPr>
+        <w:t>كُلَّ الأَحْيَاءِ السَّائِرِينَ تَحْتَ الشَّمْسِ</w:t>
+      </w:r>
+      <w:r>
+        <w:rPr>
+          <w:rFonts w:hint="cs"/>
+          <w:rtl/>
+          <w:lang w:bidi="ar-LB"/>
+        </w:rPr>
+        <w:t>"، عرض عنه "</w:t>
+      </w:r>
+      <w:r>
+        <w:rPr>
+          <w:rtl/>
+        </w:rPr>
+        <w:t xml:space="preserve"> </w:t>
+      </w:r>
+      <w:r>
+        <w:rPr>
+          <w:rtl/>
+          <w:lang w:bidi="ar-LB"/>
+        </w:rPr>
+        <w:t>الْمُتَأَخِّرُونَ</w:t>
+      </w:r>
+      <w:r>
+        <w:rPr>
+          <w:rFonts w:hint="cs"/>
+          <w:rtl/>
+          <w:lang w:bidi="ar-LB"/>
+        </w:rPr>
+        <w:t xml:space="preserve">". </w:t>
+      </w:r>
+      <w:r>
+        <w:rPr>
+          <w:rtl/>
+          <w:lang w:bidi="ar-LB"/>
+        </w:rPr>
+        <w:t>–</w:t>
+      </w:r>
+      <w:r>
+        <w:rPr>
+          <w:rFonts w:hint="cs"/>
+          <w:rtl/>
+          <w:lang w:bidi="ar-LB"/>
+        </w:rPr>
+        <w:t xml:space="preserve"> إن الرب يسوع حصل من بعد موته وبالموت على أسمى م</w:t>
+      </w:r>
+      <w:r>
+        <w:rPr>
+          <w:rFonts w:hint="cs"/>
+          <w:rtl/>
+          <w:lang w:bidi="ar-LB"/>
+        </w:rPr>
+        <w:t xml:space="preserve">لكوت، بأن يحكم على كل الخليقة. فهو حل مكان الإنسان الأول، والذي كان عمله بأن يُخضع الأرض، ولكن بجهله أفسد كل شيء. غير أن مَن هو اليوم مكرّس للرب يسوع؟ مَن يُعِر له اهتمامه؟ إنهم قلّة فقط. حتى في نهاية مُلك سلامه الألفي ستتمرّد عليه الناس (للمرة الأخيرة) (رؤيا 20: 7 </w:t>
+      </w:r>
+      <w:r>
+        <w:rPr>
+          <w:rtl/>
+          <w:lang w:bidi="ar-LB"/>
+        </w:rPr>
+        <w:t>–</w:t>
+      </w:r>
+      <w:r>
+        <w:rPr>
+          <w:rFonts w:hint="cs"/>
+          <w:rtl/>
+          <w:lang w:bidi="ar-LB"/>
+        </w:rPr>
+        <w:t xml:space="preserve"> 9).</w:t>
+      </w:r>
+    </w:p>
+    <w:p>
+      <w:pPr>
+        <w:rPr>
+          <w:rtl/>
+          <w:lang w:bidi="ar-LB"/>
+        </w:rPr>
+      </w:pPr>
+      <w:r>
+        <w:rPr>
+          <w:rFonts w:hint="cs"/>
+          <w:rtl/>
+          <w:lang w:bidi="ar-LB"/>
+        </w:rPr>
+        <w:t xml:space="preserve">إن قصة الرجل المسكين في جامعة 9 هي علامة أوضح عن المسيح. فالمدينة يحاصرها ملك قوي كما أن العالم يحاصره إبليس رئيسه. فالمسيح قد جاء بصليبه </w:t>
+      </w:r>
+      <w:r>
+        <w:rPr>
+          <w:rtl/>
+          <w:lang w:bidi="ar-LB"/>
+        </w:rPr>
+        <w:t>–</w:t>
+      </w:r>
+      <w:r>
+        <w:rPr>
+          <w:rFonts w:hint="cs"/>
+          <w:rtl/>
+          <w:lang w:bidi="ar-LB"/>
+        </w:rPr>
+        <w:t xml:space="preserve"> قوة وحكمة للمؤمنين بالله، وجهالة للأمم </w:t>
+      </w:r>
+      <w:r>
+        <w:rPr>
+          <w:rtl/>
+          <w:lang w:bidi="ar-LB"/>
+        </w:rPr>
+        <w:t>–</w:t>
+      </w:r>
+      <w:r>
+        <w:rPr>
+          <w:rFonts w:hint="cs"/>
+          <w:rtl/>
+          <w:lang w:bidi="ar-LB"/>
+        </w:rPr>
+        <w:t xml:space="preserve"> بخلاصٍ للعالم. العالم يتذكر صانع خير أخلاقيًا، أما عن عمل خلاصه، عن كفارة ل</w:t>
+      </w:r>
+      <w:r>
+        <w:rPr>
+          <w:rFonts w:hint="cs"/>
+          <w:rtl/>
+          <w:lang w:bidi="ar-LB"/>
+        </w:rPr>
+        <w:t>ل</w:t>
+      </w:r>
+      <w:r>
+        <w:rPr>
+          <w:rFonts w:hint="cs"/>
+          <w:rtl/>
+          <w:lang w:bidi="ar-LB"/>
+        </w:rPr>
+        <w:t>خطايا عن تحرير من سلطة إبليس هو لا يريد أن يعلم أي شيء عن ذلك.</w:t>
+      </w:r>
+    </w:p>
+    <w:p>
+      <w:pPr>
+        <w:rPr>
+          <w:rtl/>
+          <w:lang w:bidi="ar-LB"/>
+        </w:rPr>
+      </w:pPr>
+      <w:r>
+        <w:rPr>
+          <w:rFonts w:hint="cs"/>
+          <w:rtl/>
+          <w:lang w:bidi="ar-LB"/>
+        </w:rPr>
+        <w:t>وهنا كل جهالة الإنسان: هو يعرف الرب يسوع، ولكنه لا يذكره، ويعترض عنه، ويُخرجه من بين أقواب حياته. "</w:t>
+      </w:r>
+      <w:r>
+        <w:rPr>
+          <w:rtl/>
+        </w:rPr>
+        <w:t xml:space="preserve"> </w:t>
+      </w:r>
+      <w:r>
+        <w:rPr>
+          <w:rFonts w:ascii="Arial" w:hAnsi="Arial" w:cs="Arial" w:hint="cs"/>
+          <w:rtl/>
+          <w:lang w:bidi="ar-LB"/>
+        </w:rPr>
+        <w:t>​</w:t>
+      </w:r>
+      <w:r>
+        <w:rPr>
+          <w:rFonts w:hint="cs"/>
+          <w:rtl/>
+          <w:lang w:bidi="ar-LB"/>
+        </w:rPr>
+        <w:t>بَاطِلُ</w:t>
+      </w:r>
+      <w:r>
+        <w:rPr>
+          <w:rtl/>
+          <w:lang w:bidi="ar-LB"/>
+        </w:rPr>
+        <w:t xml:space="preserve"> </w:t>
+      </w:r>
+      <w:r>
+        <w:rPr>
+          <w:rFonts w:hint="cs"/>
+          <w:rtl/>
+          <w:lang w:bidi="ar-LB"/>
+        </w:rPr>
+        <w:t>الأَبَاطِيلِ،</w:t>
+      </w:r>
+      <w:r>
+        <w:rPr>
+          <w:rtl/>
+          <w:lang w:bidi="ar-LB"/>
+        </w:rPr>
+        <w:t xml:space="preserve"> </w:t>
+      </w:r>
+      <w:r>
+        <w:rPr>
+          <w:rFonts w:hint="cs"/>
+          <w:rtl/>
+          <w:lang w:bidi="ar-LB"/>
+        </w:rPr>
+        <w:t>قَالَ</w:t>
+      </w:r>
+      <w:r>
+        <w:rPr>
+          <w:rtl/>
+          <w:lang w:bidi="ar-LB"/>
+        </w:rPr>
+        <w:t xml:space="preserve"> </w:t>
+      </w:r>
+      <w:r>
+        <w:rPr>
+          <w:rFonts w:hint="cs"/>
+          <w:rtl/>
+          <w:lang w:bidi="ar-LB"/>
+        </w:rPr>
+        <w:t>الْجَامِعَةُ</w:t>
+      </w:r>
+      <w:r>
+        <w:rPr>
+          <w:rtl/>
+          <w:lang w:bidi="ar-LB"/>
+        </w:rPr>
+        <w:t xml:space="preserve">: </w:t>
+      </w:r>
+      <w:r>
+        <w:rPr>
+          <w:rFonts w:hint="cs"/>
+          <w:rtl/>
+          <w:lang w:bidi="ar-LB"/>
+        </w:rPr>
+        <w:t>بَاطِلُ</w:t>
+      </w:r>
+      <w:r>
+        <w:rPr>
+          <w:rtl/>
+          <w:lang w:bidi="ar-LB"/>
+        </w:rPr>
+        <w:t xml:space="preserve"> </w:t>
+      </w:r>
+      <w:r>
+        <w:rPr>
+          <w:rFonts w:hint="cs"/>
+          <w:rtl/>
+          <w:lang w:bidi="ar-LB"/>
+        </w:rPr>
+        <w:t>الأَبَاطِيلِ،</w:t>
+      </w:r>
+      <w:r>
+        <w:rPr>
+          <w:rtl/>
+          <w:lang w:bidi="ar-LB"/>
+        </w:rPr>
+        <w:t xml:space="preserve"> </w:t>
+      </w:r>
+      <w:r>
+        <w:rPr>
+          <w:rFonts w:hint="cs"/>
+          <w:rtl/>
+          <w:lang w:bidi="ar-LB"/>
+        </w:rPr>
+        <w:t>الْكُلُّ</w:t>
+      </w:r>
+      <w:r>
+        <w:rPr>
+          <w:rtl/>
+          <w:lang w:bidi="ar-LB"/>
+        </w:rPr>
+        <w:t xml:space="preserve"> </w:t>
+      </w:r>
+      <w:r>
+        <w:rPr>
+          <w:rFonts w:hint="cs"/>
+          <w:rtl/>
+          <w:lang w:bidi="ar-LB"/>
+        </w:rPr>
+        <w:t>بَاطِلٌ</w:t>
+      </w:r>
+      <w:r>
+        <w:rPr>
+          <w:rtl/>
+          <w:lang w:bidi="ar-LB"/>
+        </w:rPr>
+        <w:t>.</w:t>
+      </w:r>
+      <w:r>
+        <w:rPr>
+          <w:rFonts w:hint="cs"/>
+          <w:rtl/>
+          <w:lang w:bidi="ar-LB"/>
+        </w:rPr>
+        <w:t xml:space="preserve">" </w:t>
+      </w:r>
+      <w:r>
+        <w:rPr>
+          <w:rtl/>
+          <w:lang w:bidi="ar-LB"/>
+        </w:rPr>
+        <w:t>–</w:t>
+      </w:r>
+      <w:r>
+        <w:rPr>
+          <w:rFonts w:hint="cs"/>
+          <w:rtl/>
+          <w:lang w:bidi="ar-LB"/>
+        </w:rPr>
+        <w:t xml:space="preserve"> يا للخاتمة المحزنة.</w:t>
+      </w:r>
+    </w:p>
+    <w:p>
+      <w:pPr>
+        <w:rPr>
+          <w:rFonts w:hint="cs"/>
+          <w:lang w:bidi="ar-LB"/>
+        </w:rPr>
+      </w:pPr>
+      <w:r>
+        <w:rPr>
+          <w:rFonts w:hint="cs"/>
+          <w:rtl/>
+          <w:lang w:bidi="ar-LB"/>
+        </w:rPr>
+        <w:t xml:space="preserve">وكم هو منعش متى ما قرأنا بإيمان قلبي السفر الذي يليه </w:t>
+      </w:r>
+      <w:r>
+        <w:rPr>
+          <w:rtl/>
+          <w:lang w:bidi="ar-LB"/>
+        </w:rPr>
+        <w:t>–</w:t>
+      </w:r>
+      <w:r>
+        <w:rPr>
+          <w:rFonts w:hint="cs"/>
+          <w:rtl/>
+          <w:lang w:bidi="ar-LB"/>
+        </w:rPr>
+        <w:t xml:space="preserve"> نشيد الأنشاد </w:t>
+      </w:r>
+      <w:r>
+        <w:rPr>
+          <w:rtl/>
+          <w:lang w:bidi="ar-LB"/>
+        </w:rPr>
+        <w:t>–</w:t>
+      </w:r>
+      <w:r>
+        <w:rPr>
+          <w:rFonts w:hint="cs"/>
+          <w:rtl/>
+          <w:lang w:bidi="ar-LB"/>
+        </w:rPr>
+        <w:t xml:space="preserve"> ووجدنا هناك المحبوب "</w:t>
+      </w:r>
+      <w:r>
+        <w:rPr>
+          <w:rtl/>
+        </w:rPr>
+        <w:t xml:space="preserve"> </w:t>
+      </w:r>
+      <w:r>
+        <w:rPr>
+          <w:rtl/>
+          <w:lang w:bidi="ar-LB"/>
+        </w:rPr>
+        <w:t>مُعْلَمٌ بَيْنَ رَبْوَةٍ</w:t>
+      </w:r>
+      <w:r>
+        <w:rPr>
+          <w:rFonts w:hint="cs"/>
+          <w:rtl/>
+          <w:lang w:bidi="ar-LB"/>
+        </w:rPr>
+        <w:t xml:space="preserve"> ... </w:t>
+      </w:r>
+      <w:r>
+        <w:rPr>
+          <w:rtl/>
+          <w:lang w:bidi="ar-LB"/>
+        </w:rPr>
+        <w:t>وَكُلُّهُ مُشْتَهَيَاتٌ</w:t>
+      </w:r>
+      <w:r>
+        <w:rPr>
+          <w:rFonts w:hint="cs"/>
+          <w:rtl/>
+          <w:lang w:bidi="ar-LB"/>
+        </w:rPr>
+        <w:t>" (نشيد الأنشاد 5: 10، 16).</w:t>
       </w:r>
     </w:p>
     <w:sectPr>
       <w:pgSz w:w="11906" w:h="16838"/>
       <w:pgMar w:top="1440" w:right="1440" w:bottom="1440" w:left="1440" w:header="708" w:footer="708" w:gutter="0"/>
       <w:cols w:space="708"/>
-      <w:bidi/>
-      <w:rtlGutter/>
       <w:docGrid w:linePitch="360"/>
     </w:sectPr>
   </w:body>
@@ -360,14 +684,15 @@
 </file>
 
 <file path=word/styles.xml><?xml version="1.0" encoding="utf-8"?>
-<w:styles xmlns:mc="http://schemas.openxmlformats.org/markup-compatibility/2006" xmlns:r="http://schemas.openxmlformats.org/officeDocument/2006/relationships" xmlns:w="http://schemas.openxmlformats.org/wordprocessingml/2006/main" xmlns:w14="http://schemas.microsoft.com/office/word/2010/wordml" xmlns:w15="http://schemas.microsoft.com/office/word/2012/wordml" xmlns:w16cex="http://schemas.microsoft.com/office/word/2018/wordml/cex" xmlns:w16cid="http://schemas.microsoft.com/office/word/2016/wordml/cid" xmlns:w16="http://schemas.microsoft.com/office/word/2018/wordml" xmlns:w16sdtdh="http://schemas.microsoft.com/office/word/2020/wordml/sdtdatahash" xmlns:w16se="http://schemas.microsoft.com/office/word/2015/wordml/symex" mc:Ignorable="w14 w15 w16se w16cid w16 w16cex w16sdtdh">
+<w:styles xmlns:mc="http://schemas.openxmlformats.org/markup-compatibility/2006" xmlns:r="http://schemas.openxmlformats.org/officeDocument/2006/relationships" xmlns:w="http://schemas.openxmlformats.org/wordprocessingml/2006/main" xmlns:w14="http://schemas.microsoft.com/office/word/2010/wordml" xmlns:w15="http://schemas.microsoft.com/office/word/2012/wordml" xmlns:w16cex="http://schemas.microsoft.com/office/word/2018/wordml/cex" xmlns:w16cid="http://schemas.microsoft.com/office/word/2016/wordml/cid" xmlns:w16="http://schemas.microsoft.com/office/word/2018/wordml" xmlns:w16du="http://schemas.microsoft.com/office/word/2023/wordml/word16du" xmlns:w16sdtdh="http://schemas.microsoft.com/office/word/2020/wordml/sdtdatahash" xmlns:w16sdtfl="http://schemas.microsoft.com/office/word/2024/wordml/sdtformatlock" xmlns:w16se="http://schemas.microsoft.com/office/word/2015/wordml/symex" mc:Ignorable="w14 w15 w16se w16cid w16 w16cex w16sdtdh w16sdtfl w16du">
   <w:docDefaults>
     <w:rPrDefault>
       <w:rPr>
         <w:rFonts w:ascii="Sakkal Majalla" w:eastAsiaTheme="minorHAnsi" w:hAnsi="Sakkal Majalla" w:cs="Sakkal Majalla"/>
         <w:sz w:val="28"/>
         <w:szCs w:val="28"/>
-        <w:lang w:val="en-US" w:eastAsia="en-US" w:bidi="he-IL"/>
+        <w:lang w:val="en-US" w:eastAsia="en-US" w:bidi="ar-SA"/>
+        <w14:ligatures w14:val="standardContextual"/>
       </w:rPr>
     </w:rPrDefault>
     <w:pPrDefault>
@@ -417,7 +742,7 @@
     <w:lsdException w:name="table of figures" w:semiHidden="1" w:unhideWhenUsed="1"/>
     <w:lsdException w:name="envelope address" w:semiHidden="1" w:unhideWhenUsed="1"/>
     <w:lsdException w:name="envelope return" w:semiHidden="1" w:unhideWhenUsed="1"/>
-    <w:lsdException w:name="footnote reference" w:semiHidden="1" w:unhideWhenUsed="1"/>
+    <w:lsdException w:name="footnote reference" w:semiHidden="1" w:unhideWhenUsed="1" w:qFormat="1"/>
     <w:lsdException w:name="annotation reference" w:semiHidden="1" w:unhideWhenUsed="1"/>
     <w:lsdException w:name="line number" w:semiHidden="1" w:unhideWhenUsed="1"/>
     <w:lsdException w:name="page number" w:semiHidden="1" w:unhideWhenUsed="1"/>
@@ -759,8 +1084,202 @@
   <w:style w:type="paragraph" w:default="1" w:styleId="Normal">
     <w:name w:val="Normal"/>
     <w:qFormat/>
-    <w:rPr>
-      <w:lang w:bidi="ar-EG"/>
+  </w:style>
+  <w:style w:type="paragraph" w:styleId="Heading1">
+    <w:name w:val="heading 1"/>
+    <w:basedOn w:val="Normal"/>
+    <w:next w:val="Normal"/>
+    <w:link w:val="Heading1Char"/>
+    <w:uiPriority w:val="9"/>
+    <w:qFormat/>
+    <w:rsid w:val="00BB6EF7"/>
+    <w:pPr>
+      <w:keepNext/>
+      <w:keepLines/>
+      <w:spacing w:before="360" w:after="80"/>
+      <w:outlineLvl w:val="0"/>
+    </w:pPr>
+    <w:rPr>
+      <w:rFonts w:asciiTheme="majorHAnsi" w:eastAsiaTheme="majorEastAsia" w:hAnsiTheme="majorHAnsi" w:cstheme="majorBidi"/>
+      <w:color w:val="0F4761" w:themeColor="accent1" w:themeShade="BF"/>
+      <w:sz w:val="40"/>
+      <w:szCs w:val="40"/>
+    </w:rPr>
+  </w:style>
+  <w:style w:type="paragraph" w:styleId="Heading2">
+    <w:name w:val="heading 2"/>
+    <w:basedOn w:val="Normal"/>
+    <w:next w:val="Normal"/>
+    <w:link w:val="Heading2Char"/>
+    <w:uiPriority w:val="9"/>
+    <w:semiHidden/>
+    <w:unhideWhenUsed/>
+    <w:qFormat/>
+    <w:rsid w:val="00BB6EF7"/>
+    <w:pPr>
+      <w:keepNext/>
+      <w:keepLines/>
+      <w:spacing w:before="160" w:after="80"/>
+      <w:outlineLvl w:val="1"/>
+    </w:pPr>
+    <w:rPr>
+      <w:rFonts w:asciiTheme="majorHAnsi" w:eastAsiaTheme="majorEastAsia" w:hAnsiTheme="majorHAnsi" w:cstheme="majorBidi"/>
+      <w:color w:val="0F4761" w:themeColor="accent1" w:themeShade="BF"/>
+      <w:sz w:val="32"/>
+      <w:szCs w:val="32"/>
+    </w:rPr>
+  </w:style>
+  <w:style w:type="paragraph" w:styleId="Heading3">
+    <w:name w:val="heading 3"/>
+    <w:basedOn w:val="Normal"/>
+    <w:next w:val="Normal"/>
+    <w:link w:val="Heading3Char"/>
+    <w:uiPriority w:val="9"/>
+    <w:semiHidden/>
+    <w:unhideWhenUsed/>
+    <w:qFormat/>
+    <w:rsid w:val="00BB6EF7"/>
+    <w:pPr>
+      <w:keepNext/>
+      <w:keepLines/>
+      <w:spacing w:before="160" w:after="80"/>
+      <w:outlineLvl w:val="2"/>
+    </w:pPr>
+    <w:rPr>
+      <w:rFonts w:asciiTheme="minorHAnsi" w:eastAsiaTheme="majorEastAsia" w:hAnsiTheme="minorHAnsi" w:cstheme="majorBidi"/>
+      <w:color w:val="0F4761" w:themeColor="accent1" w:themeShade="BF"/>
+    </w:rPr>
+  </w:style>
+  <w:style w:type="paragraph" w:styleId="Heading4">
+    <w:name w:val="heading 4"/>
+    <w:basedOn w:val="Normal"/>
+    <w:next w:val="Normal"/>
+    <w:link w:val="Heading4Char"/>
+    <w:uiPriority w:val="9"/>
+    <w:semiHidden/>
+    <w:unhideWhenUsed/>
+    <w:qFormat/>
+    <w:rsid w:val="00BB6EF7"/>
+    <w:pPr>
+      <w:keepNext/>
+      <w:keepLines/>
+      <w:spacing w:before="80" w:after="40"/>
+      <w:outlineLvl w:val="3"/>
+    </w:pPr>
+    <w:rPr>
+      <w:rFonts w:asciiTheme="minorHAnsi" w:eastAsiaTheme="majorEastAsia" w:hAnsiTheme="minorHAnsi" w:cstheme="majorBidi"/>
+      <w:i/>
+      <w:iCs/>
+      <w:color w:val="0F4761" w:themeColor="accent1" w:themeShade="BF"/>
+    </w:rPr>
+  </w:style>
+  <w:style w:type="paragraph" w:styleId="Heading5">
+    <w:name w:val="heading 5"/>
+    <w:basedOn w:val="Normal"/>
+    <w:next w:val="Normal"/>
+    <w:link w:val="Heading5Char"/>
+    <w:uiPriority w:val="9"/>
+    <w:semiHidden/>
+    <w:unhideWhenUsed/>
+    <w:qFormat/>
+    <w:rsid w:val="00BB6EF7"/>
+    <w:pPr>
+      <w:keepNext/>
+      <w:keepLines/>
+      <w:spacing w:before="80" w:after="40"/>
+      <w:outlineLvl w:val="4"/>
+    </w:pPr>
+    <w:rPr>
+      <w:rFonts w:asciiTheme="minorHAnsi" w:eastAsiaTheme="majorEastAsia" w:hAnsiTheme="minorHAnsi" w:cstheme="majorBidi"/>
+      <w:color w:val="0F4761" w:themeColor="accent1" w:themeShade="BF"/>
+    </w:rPr>
+  </w:style>
+  <w:style w:type="paragraph" w:styleId="Heading6">
+    <w:name w:val="heading 6"/>
+    <w:basedOn w:val="Normal"/>
+    <w:next w:val="Normal"/>
+    <w:link w:val="Heading6Char"/>
+    <w:uiPriority w:val="9"/>
+    <w:semiHidden/>
+    <w:unhideWhenUsed/>
+    <w:qFormat/>
+    <w:rsid w:val="00BB6EF7"/>
+    <w:pPr>
+      <w:keepNext/>
+      <w:keepLines/>
+      <w:spacing w:before="40" w:after="0"/>
+      <w:outlineLvl w:val="5"/>
+    </w:pPr>
+    <w:rPr>
+      <w:rFonts w:asciiTheme="minorHAnsi" w:eastAsiaTheme="majorEastAsia" w:hAnsiTheme="minorHAnsi" w:cstheme="majorBidi"/>
+      <w:i/>
+      <w:iCs/>
+      <w:color w:val="595959" w:themeColor="text1" w:themeTint="A6"/>
+    </w:rPr>
+  </w:style>
+  <w:style w:type="paragraph" w:styleId="Heading7">
+    <w:name w:val="heading 7"/>
+    <w:basedOn w:val="Normal"/>
+    <w:next w:val="Normal"/>
+    <w:link w:val="Heading7Char"/>
+    <w:uiPriority w:val="9"/>
+    <w:semiHidden/>
+    <w:unhideWhenUsed/>
+    <w:qFormat/>
+    <w:rsid w:val="00BB6EF7"/>
+    <w:pPr>
+      <w:keepNext/>
+      <w:keepLines/>
+      <w:spacing w:before="40" w:after="0"/>
+      <w:outlineLvl w:val="6"/>
+    </w:pPr>
+    <w:rPr>
+      <w:rFonts w:asciiTheme="minorHAnsi" w:eastAsiaTheme="majorEastAsia" w:hAnsiTheme="minorHAnsi" w:cstheme="majorBidi"/>
+      <w:color w:val="595959" w:themeColor="text1" w:themeTint="A6"/>
+    </w:rPr>
+  </w:style>
+  <w:style w:type="paragraph" w:styleId="Heading8">
+    <w:name w:val="heading 8"/>
+    <w:basedOn w:val="Normal"/>
+    <w:next w:val="Normal"/>
+    <w:link w:val="Heading8Char"/>
+    <w:uiPriority w:val="9"/>
+    <w:semiHidden/>
+    <w:unhideWhenUsed/>
+    <w:qFormat/>
+    <w:rsid w:val="00BB6EF7"/>
+    <w:pPr>
+      <w:keepNext/>
+      <w:keepLines/>
+      <w:spacing w:after="0"/>
+      <w:outlineLvl w:val="7"/>
+    </w:pPr>
+    <w:rPr>
+      <w:rFonts w:asciiTheme="minorHAnsi" w:eastAsiaTheme="majorEastAsia" w:hAnsiTheme="minorHAnsi" w:cstheme="majorBidi"/>
+      <w:i/>
+      <w:iCs/>
+      <w:color w:val="272727" w:themeColor="text1" w:themeTint="D8"/>
+    </w:rPr>
+  </w:style>
+  <w:style w:type="paragraph" w:styleId="Heading9">
+    <w:name w:val="heading 9"/>
+    <w:basedOn w:val="Normal"/>
+    <w:next w:val="Normal"/>
+    <w:link w:val="Heading9Char"/>
+    <w:uiPriority w:val="9"/>
+    <w:semiHidden/>
+    <w:unhideWhenUsed/>
+    <w:qFormat/>
+    <w:rsid w:val="00BB6EF7"/>
+    <w:pPr>
+      <w:keepNext/>
+      <w:keepLines/>
+      <w:spacing w:after="0"/>
+      <w:outlineLvl w:val="8"/>
+    </w:pPr>
+    <w:rPr>
+      <w:rFonts w:asciiTheme="minorHAnsi" w:eastAsiaTheme="majorEastAsia" w:hAnsiTheme="minorHAnsi" w:cstheme="majorBidi"/>
+      <w:color w:val="272727" w:themeColor="text1" w:themeTint="D8"/>
     </w:rPr>
   </w:style>
   <w:style w:type="character" w:default="1" w:styleId="DefaultParagraphFont">
@@ -790,14 +1309,313 @@
     <w:semiHidden/>
     <w:unhideWhenUsed/>
   </w:style>
+  <w:style w:type="character" w:styleId="FootnoteReference">
+    <w:name w:val="footnote reference"/>
+    <w:basedOn w:val="DefaultParagraphFont"/>
+    <w:uiPriority w:val="99"/>
+    <w:unhideWhenUsed/>
+    <w:qFormat/>
+    <w:rsid w:val="00193F61"/>
+    <w:rPr>
+      <w:rFonts w:cs="Sakkal Majalla"/>
+      <w:bCs/>
+      <w:sz w:val="26"/>
+      <w:szCs w:val="26"/>
+      <w:vertAlign w:val="superscript"/>
+    </w:rPr>
+  </w:style>
+  <w:style w:type="character" w:customStyle="1" w:styleId="Heading1Char">
+    <w:name w:val="Heading 1 Char"/>
+    <w:basedOn w:val="DefaultParagraphFont"/>
+    <w:link w:val="Heading1"/>
+    <w:uiPriority w:val="9"/>
+    <w:rsid w:val="00BB6EF7"/>
+    <w:rPr>
+      <w:rFonts w:asciiTheme="majorHAnsi" w:eastAsiaTheme="majorEastAsia" w:hAnsiTheme="majorHAnsi" w:cstheme="majorBidi"/>
+      <w:color w:val="0F4761" w:themeColor="accent1" w:themeShade="BF"/>
+      <w:sz w:val="40"/>
+      <w:szCs w:val="40"/>
+    </w:rPr>
+  </w:style>
+  <w:style w:type="character" w:customStyle="1" w:styleId="Heading2Char">
+    <w:name w:val="Heading 2 Char"/>
+    <w:basedOn w:val="DefaultParagraphFont"/>
+    <w:link w:val="Heading2"/>
+    <w:uiPriority w:val="9"/>
+    <w:semiHidden/>
+    <w:rsid w:val="00BB6EF7"/>
+    <w:rPr>
+      <w:rFonts w:asciiTheme="majorHAnsi" w:eastAsiaTheme="majorEastAsia" w:hAnsiTheme="majorHAnsi" w:cstheme="majorBidi"/>
+      <w:color w:val="0F4761" w:themeColor="accent1" w:themeShade="BF"/>
+      <w:sz w:val="32"/>
+      <w:szCs w:val="32"/>
+    </w:rPr>
+  </w:style>
+  <w:style w:type="character" w:customStyle="1" w:styleId="Heading3Char">
+    <w:name w:val="Heading 3 Char"/>
+    <w:basedOn w:val="DefaultParagraphFont"/>
+    <w:link w:val="Heading3"/>
+    <w:uiPriority w:val="9"/>
+    <w:semiHidden/>
+    <w:rsid w:val="00BB6EF7"/>
+    <w:rPr>
+      <w:rFonts w:asciiTheme="minorHAnsi" w:eastAsiaTheme="majorEastAsia" w:hAnsiTheme="minorHAnsi" w:cstheme="majorBidi"/>
+      <w:color w:val="0F4761" w:themeColor="accent1" w:themeShade="BF"/>
+    </w:rPr>
+  </w:style>
+  <w:style w:type="character" w:customStyle="1" w:styleId="Heading4Char">
+    <w:name w:val="Heading 4 Char"/>
+    <w:basedOn w:val="DefaultParagraphFont"/>
+    <w:link w:val="Heading4"/>
+    <w:uiPriority w:val="9"/>
+    <w:semiHidden/>
+    <w:rsid w:val="00BB6EF7"/>
+    <w:rPr>
+      <w:rFonts w:asciiTheme="minorHAnsi" w:eastAsiaTheme="majorEastAsia" w:hAnsiTheme="minorHAnsi" w:cstheme="majorBidi"/>
+      <w:i/>
+      <w:iCs/>
+      <w:color w:val="0F4761" w:themeColor="accent1" w:themeShade="BF"/>
+    </w:rPr>
+  </w:style>
+  <w:style w:type="character" w:customStyle="1" w:styleId="Heading5Char">
+    <w:name w:val="Heading 5 Char"/>
+    <w:basedOn w:val="DefaultParagraphFont"/>
+    <w:link w:val="Heading5"/>
+    <w:uiPriority w:val="9"/>
+    <w:semiHidden/>
+    <w:rsid w:val="00BB6EF7"/>
+    <w:rPr>
+      <w:rFonts w:asciiTheme="minorHAnsi" w:eastAsiaTheme="majorEastAsia" w:hAnsiTheme="minorHAnsi" w:cstheme="majorBidi"/>
+      <w:color w:val="0F4761" w:themeColor="accent1" w:themeShade="BF"/>
+    </w:rPr>
+  </w:style>
+  <w:style w:type="character" w:customStyle="1" w:styleId="Heading6Char">
+    <w:name w:val="Heading 6 Char"/>
+    <w:basedOn w:val="DefaultParagraphFont"/>
+    <w:link w:val="Heading6"/>
+    <w:uiPriority w:val="9"/>
+    <w:semiHidden/>
+    <w:rsid w:val="00BB6EF7"/>
+    <w:rPr>
+      <w:rFonts w:asciiTheme="minorHAnsi" w:eastAsiaTheme="majorEastAsia" w:hAnsiTheme="minorHAnsi" w:cstheme="majorBidi"/>
+      <w:i/>
+      <w:iCs/>
+      <w:color w:val="595959" w:themeColor="text1" w:themeTint="A6"/>
+    </w:rPr>
+  </w:style>
+  <w:style w:type="character" w:customStyle="1" w:styleId="Heading7Char">
+    <w:name w:val="Heading 7 Char"/>
+    <w:basedOn w:val="DefaultParagraphFont"/>
+    <w:link w:val="Heading7"/>
+    <w:uiPriority w:val="9"/>
+    <w:semiHidden/>
+    <w:rsid w:val="00BB6EF7"/>
+    <w:rPr>
+      <w:rFonts w:asciiTheme="minorHAnsi" w:eastAsiaTheme="majorEastAsia" w:hAnsiTheme="minorHAnsi" w:cstheme="majorBidi"/>
+      <w:color w:val="595959" w:themeColor="text1" w:themeTint="A6"/>
+    </w:rPr>
+  </w:style>
+  <w:style w:type="character" w:customStyle="1" w:styleId="Heading8Char">
+    <w:name w:val="Heading 8 Char"/>
+    <w:basedOn w:val="DefaultParagraphFont"/>
+    <w:link w:val="Heading8"/>
+    <w:uiPriority w:val="9"/>
+    <w:semiHidden/>
+    <w:rsid w:val="00BB6EF7"/>
+    <w:rPr>
+      <w:rFonts w:asciiTheme="minorHAnsi" w:eastAsiaTheme="majorEastAsia" w:hAnsiTheme="minorHAnsi" w:cstheme="majorBidi"/>
+      <w:i/>
+      <w:iCs/>
+      <w:color w:val="272727" w:themeColor="text1" w:themeTint="D8"/>
+    </w:rPr>
+  </w:style>
+  <w:style w:type="character" w:customStyle="1" w:styleId="Heading9Char">
+    <w:name w:val="Heading 9 Char"/>
+    <w:basedOn w:val="DefaultParagraphFont"/>
+    <w:link w:val="Heading9"/>
+    <w:uiPriority w:val="9"/>
+    <w:semiHidden/>
+    <w:rsid w:val="00BB6EF7"/>
+    <w:rPr>
+      <w:rFonts w:asciiTheme="minorHAnsi" w:eastAsiaTheme="majorEastAsia" w:hAnsiTheme="minorHAnsi" w:cstheme="majorBidi"/>
+      <w:color w:val="272727" w:themeColor="text1" w:themeTint="D8"/>
+    </w:rPr>
+  </w:style>
+  <w:style w:type="paragraph" w:styleId="Title">
+    <w:name w:val="Title"/>
+    <w:basedOn w:val="Normal"/>
+    <w:next w:val="Normal"/>
+    <w:link w:val="TitleChar"/>
+    <w:uiPriority w:val="10"/>
+    <w:qFormat/>
+    <w:rsid w:val="00BB6EF7"/>
+    <w:pPr>
+      <w:spacing w:after="80" w:line="240" w:lineRule="auto"/>
+      <w:contextualSpacing/>
+    </w:pPr>
+    <w:rPr>
+      <w:rFonts w:asciiTheme="majorHAnsi" w:eastAsiaTheme="majorEastAsia" w:hAnsiTheme="majorHAnsi" w:cstheme="majorBidi"/>
+      <w:spacing w:val="-10"/>
+      <w:kern w:val="28"/>
+      <w:sz w:val="56"/>
+      <w:szCs w:val="56"/>
+    </w:rPr>
+  </w:style>
+  <w:style w:type="character" w:customStyle="1" w:styleId="TitleChar">
+    <w:name w:val="Title Char"/>
+    <w:basedOn w:val="DefaultParagraphFont"/>
+    <w:link w:val="Title"/>
+    <w:uiPriority w:val="10"/>
+    <w:rsid w:val="00BB6EF7"/>
+    <w:rPr>
+      <w:rFonts w:asciiTheme="majorHAnsi" w:eastAsiaTheme="majorEastAsia" w:hAnsiTheme="majorHAnsi" w:cstheme="majorBidi"/>
+      <w:spacing w:val="-10"/>
+      <w:kern w:val="28"/>
+      <w:sz w:val="56"/>
+      <w:szCs w:val="56"/>
+    </w:rPr>
+  </w:style>
+  <w:style w:type="paragraph" w:styleId="Subtitle">
+    <w:name w:val="Subtitle"/>
+    <w:basedOn w:val="Normal"/>
+    <w:next w:val="Normal"/>
+    <w:link w:val="SubtitleChar"/>
+    <w:uiPriority w:val="11"/>
+    <w:qFormat/>
+    <w:rsid w:val="00BB6EF7"/>
+    <w:pPr>
+      <w:numPr>
+        <w:ilvl w:val="1"/>
+      </w:numPr>
+    </w:pPr>
+    <w:rPr>
+      <w:rFonts w:asciiTheme="minorHAnsi" w:eastAsiaTheme="majorEastAsia" w:hAnsiTheme="minorHAnsi" w:cstheme="majorBidi"/>
+      <w:color w:val="595959" w:themeColor="text1" w:themeTint="A6"/>
+      <w:spacing w:val="15"/>
+    </w:rPr>
+  </w:style>
+  <w:style w:type="character" w:customStyle="1" w:styleId="SubtitleChar">
+    <w:name w:val="Subtitle Char"/>
+    <w:basedOn w:val="DefaultParagraphFont"/>
+    <w:link w:val="Subtitle"/>
+    <w:uiPriority w:val="11"/>
+    <w:rsid w:val="00BB6EF7"/>
+    <w:rPr>
+      <w:rFonts w:asciiTheme="minorHAnsi" w:eastAsiaTheme="majorEastAsia" w:hAnsiTheme="minorHAnsi" w:cstheme="majorBidi"/>
+      <w:color w:val="595959" w:themeColor="text1" w:themeTint="A6"/>
+      <w:spacing w:val="15"/>
+    </w:rPr>
+  </w:style>
+  <w:style w:type="paragraph" w:styleId="Quote">
+    <w:name w:val="Quote"/>
+    <w:basedOn w:val="Normal"/>
+    <w:next w:val="Normal"/>
+    <w:link w:val="QuoteChar"/>
+    <w:uiPriority w:val="29"/>
+    <w:qFormat/>
+    <w:rsid w:val="00BB6EF7"/>
+    <w:pPr>
+      <w:spacing w:before="160"/>
+      <w:jc w:val="center"/>
+    </w:pPr>
+    <w:rPr>
+      <w:i/>
+      <w:iCs/>
+      <w:color w:val="404040" w:themeColor="text1" w:themeTint="BF"/>
+    </w:rPr>
+  </w:style>
+  <w:style w:type="character" w:customStyle="1" w:styleId="QuoteChar">
+    <w:name w:val="Quote Char"/>
+    <w:basedOn w:val="DefaultParagraphFont"/>
+    <w:link w:val="Quote"/>
+    <w:uiPriority w:val="29"/>
+    <w:rsid w:val="00BB6EF7"/>
+    <w:rPr>
+      <w:i/>
+      <w:iCs/>
+      <w:color w:val="404040" w:themeColor="text1" w:themeTint="BF"/>
+    </w:rPr>
+  </w:style>
+  <w:style w:type="paragraph" w:styleId="ListParagraph">
+    <w:name w:val="List Paragraph"/>
+    <w:basedOn w:val="Normal"/>
+    <w:uiPriority w:val="34"/>
+    <w:qFormat/>
+    <w:rsid w:val="00BB6EF7"/>
+    <w:pPr>
+      <w:ind w:left="720"/>
+      <w:contextualSpacing/>
+    </w:pPr>
+  </w:style>
+  <w:style w:type="character" w:styleId="IntenseEmphasis">
+    <w:name w:val="Intense Emphasis"/>
+    <w:basedOn w:val="DefaultParagraphFont"/>
+    <w:uiPriority w:val="21"/>
+    <w:qFormat/>
+    <w:rsid w:val="00BB6EF7"/>
+    <w:rPr>
+      <w:i/>
+      <w:iCs/>
+      <w:color w:val="0F4761" w:themeColor="accent1" w:themeShade="BF"/>
+    </w:rPr>
+  </w:style>
+  <w:style w:type="paragraph" w:styleId="IntenseQuote">
+    <w:name w:val="Intense Quote"/>
+    <w:basedOn w:val="Normal"/>
+    <w:next w:val="Normal"/>
+    <w:link w:val="IntenseQuoteChar"/>
+    <w:uiPriority w:val="30"/>
+    <w:qFormat/>
+    <w:rsid w:val="00BB6EF7"/>
+    <w:pPr>
+      <w:pBdr>
+        <w:top w:val="single" w:sz="4" w:space="10" w:color="0F4761" w:themeColor="accent1" w:themeShade="BF"/>
+        <w:bottom w:val="single" w:sz="4" w:space="10" w:color="0F4761" w:themeColor="accent1" w:themeShade="BF"/>
+      </w:pBdr>
+      <w:spacing w:before="360" w:after="360"/>
+      <w:ind w:left="864" w:right="864"/>
+      <w:jc w:val="center"/>
+    </w:pPr>
+    <w:rPr>
+      <w:i/>
+      <w:iCs/>
+      <w:color w:val="0F4761" w:themeColor="accent1" w:themeShade="BF"/>
+    </w:rPr>
+  </w:style>
+  <w:style w:type="character" w:customStyle="1" w:styleId="IntenseQuoteChar">
+    <w:name w:val="Intense Quote Char"/>
+    <w:basedOn w:val="DefaultParagraphFont"/>
+    <w:link w:val="IntenseQuote"/>
+    <w:uiPriority w:val="30"/>
+    <w:rsid w:val="00BB6EF7"/>
+    <w:rPr>
+      <w:i/>
+      <w:iCs/>
+      <w:color w:val="0F4761" w:themeColor="accent1" w:themeShade="BF"/>
+    </w:rPr>
+  </w:style>
+  <w:style w:type="character" w:styleId="IntenseReference">
+    <w:name w:val="Intense Reference"/>
+    <w:basedOn w:val="DefaultParagraphFont"/>
+    <w:uiPriority w:val="32"/>
+    <w:qFormat/>
+    <w:rsid w:val="00BB6EF7"/>
+    <w:rPr>
+      <w:b/>
+      <w:bCs/>
+      <w:smallCaps/>
+      <w:color w:val="0F4761" w:themeColor="accent1" w:themeShade="BF"/>
+      <w:spacing w:val="5"/>
+    </w:rPr>
+  </w:style>
   <w:style w:type="character" w:styleId="Hyperlink">
     <w:name w:val="Hyperlink"/>
     <w:basedOn w:val="DefaultParagraphFont"/>
     <w:uiPriority w:val="99"/>
     <w:unhideWhenUsed/>
-    <w:rsid w:val="00A76105"/>
-    <w:rPr>
-      <w:color w:val="0563C1" w:themeColor="hyperlink"/>
+    <w:rsid w:val="00B60075"/>
+    <w:rPr>
+      <w:color w:val="467886" w:themeColor="hyperlink"/>
       <w:u w:val="single"/>
     </w:rPr>
   </w:style>
@@ -807,7 +1625,7 @@
     <w:uiPriority w:val="99"/>
     <w:semiHidden/>
     <w:unhideWhenUsed/>
-    <w:rsid w:val="00A76105"/>
+    <w:rsid w:val="00B60075"/>
     <w:rPr>
       <w:color w:val="605E5C"/>
       <w:shd w:val="clear" w:color="auto" w:fill="E1DFDD"/>
@@ -827,39 +1645,39 @@
         <a:sysClr val="window" lastClr="FFFFFF"/>
       </a:lt1>
       <a:dk2>
-        <a:srgbClr val="44546A"/>
+        <a:srgbClr val="0E2841"/>
       </a:dk2>
       <a:lt2>
-        <a:srgbClr val="E7E6E6"/>
+        <a:srgbClr val="E8E8E8"/>
       </a:lt2>
       <a:accent1>
-        <a:srgbClr val="4472C4"/>
+        <a:srgbClr val="156082"/>
       </a:accent1>
       <a:accent2>
-        <a:srgbClr val="ED7D31"/>
+        <a:srgbClr val="E97132"/>
       </a:accent2>
       <a:accent3>
-        <a:srgbClr val="A5A5A5"/>
+        <a:srgbClr val="196B24"/>
       </a:accent3>
       <a:accent4>
-        <a:srgbClr val="FFC000"/>
+        <a:srgbClr val="0F9ED5"/>
       </a:accent4>
       <a:accent5>
-        <a:srgbClr val="5B9BD5"/>
+        <a:srgbClr val="A02B93"/>
       </a:accent5>
       <a:accent6>
-        <a:srgbClr val="70AD47"/>
+        <a:srgbClr val="4EA72E"/>
       </a:accent6>
       <a:hlink>
-        <a:srgbClr val="0563C1"/>
+        <a:srgbClr val="467886"/>
       </a:hlink>
       <a:folHlink>
-        <a:srgbClr val="954F72"/>
+        <a:srgbClr val="96607D"/>
       </a:folHlink>
     </a:clrScheme>
     <a:fontScheme name="Office">
       <a:majorFont>
-        <a:latin typeface="Calibri Light" panose="020F0302020204030204"/>
+        <a:latin typeface="Aptos Display" panose="02110004020202020204"/>
         <a:ea typeface=""/>
         <a:cs typeface=""/>
         <a:font script="Jpan" typeface="游ゴシック Light"/>
@@ -911,10 +1729,10 @@
         <a:font script="Tfng" typeface="Ebrima"/>
       </a:majorFont>
       <a:minorFont>
-        <a:latin typeface="Calibri" panose="020F0502020204030204"/>
+        <a:latin typeface="Aptos" panose="02110004020202020204"/>
         <a:ea typeface=""/>
         <a:cs typeface=""/>
-        <a:font script="Jpan" typeface="游明朝"/>
+        <a:font script="Jpan" typeface="游ゴシック"/>
         <a:font script="Hang" typeface="맑은 고딕"/>
         <a:font script="Hans" typeface="等线"/>
         <a:font script="Hant" typeface="新細明體"/>
